--- a/docs/poster/SchemeSetu_Poster.docx
+++ b/docs/poster/SchemeSetu_Poster.docx
@@ -1,18 +1,21 @@
 
 <file path=word/document.xml><?xml version="1.0" encoding="utf-8"?>
-<w:document xmlns:wpc="http://schemas.microsoft.com/office/word/2010/wordprocessingCanvas" xmlns:mc="http://schemas.openxmlformats.org/markup-compatibility/2006" xmlns:o="urn:schemas-microsoft-com:office:office" xmlns:r="http://schemas.openxmlformats.org/officeDocument/2006/relationships" xmlns:m="http://schemas.openxmlformats.org/officeDocument/2006/math" xmlns:v="urn:schemas-microsoft-com:vml" xmlns:wp14="http://schemas.microsoft.com/office/word/2010/wordprocessingDrawing" xmlns:wp="http://schemas.openxmlformats.org/drawingml/2006/wordprocessingDrawing" xmlns:w10="urn:schemas-microsoft-com:office:word" xmlns:w="http://schemas.openxmlformats.org/wordprocessingml/2006/main" xmlns:w14="http://schemas.microsoft.com/office/word/2010/wordml" xmlns:w15="http://schemas.microsoft.com/office/word/2012/wordml" xmlns:wpg="http://schemas.microsoft.com/office/word/2010/wordprocessingGroup" xmlns:wpi="http://schemas.microsoft.com/office/word/2010/wordprocessingInk" xmlns:wne="http://schemas.microsoft.com/office/word/2006/wordml" xmlns:wps="http://schemas.microsoft.com/office/word/2010/wordprocessingShape" xmlns:cx="http://schemas.microsoft.com/office/drawing/2014/chartex" xmlns:cx1="http://schemas.microsoft.com/office/drawing/2015/9/8/chartex" xmlns:cx2="http://schemas.microsoft.com/office/drawing/2015/10/21/chartex" xmlns:cx3="http://schemas.microsoft.com/office/drawing/2016/5/9/chartex" xmlns:cx4="http://schemas.microsoft.com/office/drawing/2016/5/10/chartex" xmlns:cx5="http://schemas.microsoft.com/office/drawing/2016/5/11/chartex" xmlns:cx6="http://schemas.microsoft.com/office/drawing/2016/5/12/chartex" xmlns:cx7="http://schemas.microsoft.com/office/drawing/2016/5/13/chartex" xmlns:cx8="http://schemas.microsoft.com/office/drawing/2016/5/14/chartex" xmlns:aink="http://schemas.microsoft.com/office/drawing/2016/ink" xmlns:am3d="http://schemas.microsoft.com/office/drawing/2017/model3d" xmlns:w16cex="http://schemas.microsoft.com/office/word/2018/wordml/cex" xmlns:w16cid="http://schemas.microsoft.com/office/word/2016/wordml/cid" xmlns:w16="http://schemas.microsoft.com/office/word/2018/wordml" xmlns:w16sdtdh="http://schemas.microsoft.com/office/word/2020/wordml/sdtdatahash" xmlns:w16se="http://schemas.microsoft.com/office/word/2015/wordml/symex" mc:Ignorable="w14 w15 wp14">
+<w:document xmlns:wpc="http://schemas.microsoft.com/office/word/2010/wordprocessingCanvas" xmlns:cx="http://schemas.microsoft.com/office/drawing/2014/chartex" xmlns:cx1="http://schemas.microsoft.com/office/drawing/2015/9/8/chartex" xmlns:cx2="http://schemas.microsoft.com/office/drawing/2015/10/21/chartex" xmlns:cx3="http://schemas.microsoft.com/office/drawing/2016/5/9/chartex" xmlns:cx4="http://schemas.microsoft.com/office/drawing/2016/5/10/chartex" xmlns:cx5="http://schemas.microsoft.com/office/drawing/2016/5/11/chartex" xmlns:cx6="http://schemas.microsoft.com/office/drawing/2016/5/12/chartex" xmlns:cx7="http://schemas.microsoft.com/office/drawing/2016/5/13/chartex" xmlns:cx8="http://schemas.microsoft.com/office/drawing/2016/5/14/chartex" xmlns:mc="http://schemas.openxmlformats.org/markup-compatibility/2006" xmlns:aink="http://schemas.microsoft.com/office/drawing/2016/ink" xmlns:am3d="http://schemas.microsoft.com/office/drawing/2017/model3d" xmlns:o="urn:schemas-microsoft-com:office:office" xmlns:oel="http://schemas.microsoft.com/office/2019/extlst" xmlns:r="http://schemas.openxmlformats.org/officeDocument/2006/relationships" xmlns:m="http://schemas.openxmlformats.org/officeDocument/2006/math" xmlns:v="urn:schemas-microsoft-com:vml" xmlns:wp14="http://schemas.microsoft.com/office/word/2010/wordprocessingDrawing" xmlns:wp="http://schemas.openxmlformats.org/drawingml/2006/wordprocessingDrawing" xmlns:w10="urn:schemas-microsoft-com:office:word" xmlns:w="http://schemas.openxmlformats.org/wordprocessingml/2006/main" xmlns:w14="http://schemas.microsoft.com/office/word/2010/wordml" xmlns:w15="http://schemas.microsoft.com/office/word/2012/wordml" xmlns:w16cex="http://schemas.microsoft.com/office/word/2018/wordml/cex" xmlns:w16cid="http://schemas.microsoft.com/office/word/2016/wordml/cid" xmlns:w16="http://schemas.microsoft.com/office/word/2018/wordml" xmlns:w16du="http://schemas.microsoft.com/office/word/2023/wordml/word16du" xmlns:w16sdtdh="http://schemas.microsoft.com/office/word/2020/wordml/sdtdatahash" xmlns:w16sdtfl="http://schemas.microsoft.com/office/word/2024/wordml/sdtformatlock" xmlns:w16se="http://schemas.microsoft.com/office/word/2015/wordml/symex" xmlns:wpg="http://schemas.microsoft.com/office/word/2010/wordprocessingGroup" xmlns:wpi="http://schemas.microsoft.com/office/word/2010/wordprocessingInk" xmlns:wne="http://schemas.microsoft.com/office/word/2006/wordml" xmlns:wps="http://schemas.microsoft.com/office/word/2010/wordprocessingShape" mc:Ignorable="w14 w15 w16se w16cid w16 w16cex w16sdtdh w16sdtfl w16du wp14">
   <w:body>
     <w:p>
       <w:pPr>
-        <w:spacing w:before="0" w:after="60"/>
+        <w:spacing w:after="60"/>
         <w:jc w:val="center"/>
       </w:pPr>
       <w:r>
+        <w:rPr>
+          <w:noProof/>
+        </w:rPr>
         <w:drawing>
-          <wp:inline distT="0" distB="0" distL="0" distR="0">
+          <wp:inline distT="0" distB="0" distL="0" distR="0" wp14:anchorId="5490863C" wp14:editId="477A9B84">
             <wp:extent cx="6648450" cy="800100"/>
-            <wp:effectExtent t="0" r="0" b="0" l="0"/>
-            <wp:docPr id="1" name="" descr="" title=""/>
+            <wp:effectExtent l="0" t="0" r="0" b="0"/>
+            <wp:docPr id="1" name="Picture 1"/>
             <wp:cNvGraphicFramePr>
               <a:graphicFrameLocks xmlns:a="http://schemas.openxmlformats.org/drawingml/2006/main" noChangeAspect="1"/>
             </wp:cNvGraphicFramePr>
@@ -20,13 +23,13 @@
               <a:graphicData uri="http://schemas.openxmlformats.org/drawingml/2006/picture">
                 <pic:pic xmlns:pic="http://schemas.openxmlformats.org/drawingml/2006/picture">
                   <pic:nvPicPr>
-                    <pic:cNvPr id="0" name="" descr=""/>
+                    <pic:cNvPr id="0" name=""/>
                     <pic:cNvPicPr>
                       <a:picLocks noChangeAspect="1" noChangeArrowheads="1"/>
                     </pic:cNvPicPr>
                   </pic:nvPicPr>
                   <pic:blipFill>
-                    <a:blip r:embed="rId6" cstate="none"/>
+                    <a:blip r:embed="rId5"/>
                     <a:srcRect/>
                     <a:stretch>
                       <a:fillRect/>
@@ -50,96 +53,101 @@
     </w:p>
     <w:tbl>
       <w:tblPr>
-        <w:tblW w:type="dxa" w:w="10466"/>
+        <w:tblW w:w="10466" w:type="dxa"/>
         <w:tblBorders>
-          <w:top w:val="none" w:color="FFFFFF" w:sz="0"/>
-          <w:left w:val="none" w:color="FFFFFF" w:sz="0"/>
-          <w:bottom w:val="none" w:color="FFFFFF" w:sz="0"/>
-          <w:right w:val="none" w:color="FFFFFF" w:sz="0"/>
-          <w:insideH w:val="none" w:color="FFFFFF" w:sz="0"/>
-          <w:insideV w:val="none" w:color="FFFFFF" w:sz="0"/>
+          <w:top w:val="none" w:sz="0" w:space="0" w:color="FFFFFF"/>
+          <w:left w:val="none" w:sz="0" w:space="0" w:color="FFFFFF"/>
+          <w:bottom w:val="none" w:sz="0" w:space="0" w:color="FFFFFF"/>
+          <w:right w:val="none" w:sz="0" w:space="0" w:color="FFFFFF"/>
+          <w:insideH w:val="none" w:sz="0" w:space="0" w:color="FFFFFF"/>
+          <w:insideV w:val="none" w:sz="0" w:space="0" w:color="FFFFFF"/>
         </w:tblBorders>
         <w:tblLayout w:type="fixed"/>
+        <w:tblCellMar>
+          <w:left w:w="10" w:type="dxa"/>
+          <w:right w:w="10" w:type="dxa"/>
+        </w:tblCellMar>
+        <w:tblLook w:val="04A0" w:firstRow="1" w:lastRow="0" w:firstColumn="1" w:lastColumn="0" w:noHBand="0" w:noVBand="1"/>
       </w:tblPr>
       <w:tblGrid>
         <w:gridCol w:w="10466"/>
       </w:tblGrid>
       <w:tr>
-        <w:tc>
-          <w:tcPr>
-            <w:tcW w:type="dxa" w:w="10466"/>
-            <w:shd w:fill="002045" w:color="auto" w:val="clear"/>
-            <w:tcMar>
-              <w:top w:type="dxa" w:w="140"/>
-              <w:left w:type="dxa" w:w="120"/>
-              <w:bottom w:type="dxa" w:w="140"/>
-              <w:right w:type="dxa" w:w="120"/>
+        <w:tblPrEx>
+          <w:tblCellMar>
+            <w:top w:w="0" w:type="dxa"/>
+            <w:bottom w:w="0" w:type="dxa"/>
+          </w:tblCellMar>
+        </w:tblPrEx>
+        <w:tc>
+          <w:tcPr>
+            <w:tcW w:w="10466" w:type="dxa"/>
+            <w:shd w:val="clear" w:color="auto" w:fill="002045"/>
+            <w:tcMar>
+              <w:top w:w="140" w:type="dxa"/>
+              <w:left w:w="120" w:type="dxa"/>
+              <w:bottom w:w="140" w:type="dxa"/>
+              <w:right w:w="120" w:type="dxa"/>
             </w:tcMar>
             <w:vAlign w:val="center"/>
           </w:tcPr>
           <w:p>
             <w:pPr>
-              <w:spacing w:before="0" w:after="80"/>
+              <w:spacing w:after="80"/>
               <w:jc w:val="center"/>
             </w:pPr>
             <w:r>
               <w:rPr>
-                <w:rFonts w:ascii="Arial" w:hAnsi="Arial" w:cs="Nirmala UI"/>
+                <w:rFonts w:cs="Nirmala UI"/>
                 <w:b/>
                 <w:bCs/>
                 <w:color w:val="FFFFFF"/>
-                <w:sz w:val="22"/>
-                <w:szCs w:val="22"/>
-              </w:rPr>
-              <w:t xml:space="preserve">PROJECT-I (CEUP 301)</w:t>
-            </w:r>
-          </w:p>
-          <w:p>
-            <w:pPr>
-              <w:spacing w:before="0" w:after="0"/>
-            </w:pPr>
-            <w:r>
-              <w:rPr>
-                <w:rFonts w:ascii="Arial" w:hAnsi="Arial" w:cs="Nirmala UI"/>
+              </w:rPr>
+              <w:t>PROJECT-I (CEUP 301)</w:t>
+            </w:r>
+          </w:p>
+          <w:p>
+            <w:r>
+              <w:rPr>
+                <w:rFonts w:cs="Nirmala UI"/>
                 <w:b/>
                 <w:bCs/>
                 <w:color w:val="FFFFFF"/>
                 <w:sz w:val="60"/>
                 <w:szCs w:val="60"/>
               </w:rPr>
-              <w:t xml:space="preserve">SCHEMESETU</w:t>
-            </w:r>
-          </w:p>
-          <w:p>
-            <w:pPr>
-              <w:spacing w:before="0" w:after="60"/>
-            </w:pPr>
-            <w:r>
-              <w:rPr>
-                <w:rFonts w:ascii="Arial" w:hAnsi="Arial" w:cs="Nirmala UI"/>
+              <w:t>SCHEMESETU</w:t>
+            </w:r>
+          </w:p>
+          <w:p>
+            <w:pPr>
+              <w:spacing w:after="60"/>
+            </w:pPr>
+            <w:r>
+              <w:rPr>
+                <w:rFonts w:cs="Nirmala UI"/>
                 <w:b/>
                 <w:bCs/>
                 <w:color w:val="FFFFFF"/>
                 <w:sz w:val="32"/>
                 <w:szCs w:val="32"/>
               </w:rPr>
-              <w:t xml:space="preserve">SMART GOVERNMENT SCHEME FINDER</w:t>
-            </w:r>
-          </w:p>
-          <w:p>
-            <w:pPr>
-              <w:spacing w:before="0" w:after="0"/>
+              <w:t>SMART GOVERNMENT SCHEME FINDER</w:t>
+            </w:r>
+          </w:p>
+          <w:p>
+            <w:pPr>
               <w:jc w:val="right"/>
             </w:pPr>
             <w:r>
               <w:rPr>
-                <w:rFonts w:ascii="Arial" w:hAnsi="Arial" w:cs="Nirmala UI"/>
+                <w:rFonts w:cs="Nirmala UI"/>
                 <w:b/>
                 <w:bCs/>
                 <w:color w:val="FFFFFF"/>
                 <w:sz w:val="26"/>
                 <w:szCs w:val="26"/>
-                <w:shd w:fill="1960A3" w:color="auto" w:val="clear"/>
+                <w:shd w:val="clear" w:color="auto" w:fill="1960A3"/>
               </w:rPr>
               <w:t xml:space="preserve">  Group Id- CS26015  </w:t>
             </w:r>
@@ -153,7 +161,7 @@
       </w:pPr>
       <w:r>
         <w:rPr>
-          <w:rFonts w:ascii="Arial" w:hAnsi="Arial" w:cs="Nirmala UI"/>
+          <w:rFonts w:cs="Nirmala UI"/>
           <w:b/>
           <w:bCs/>
           <w:i/>
@@ -161,21 +169,26 @@
           <w:sz w:val="21"/>
           <w:szCs w:val="21"/>
         </w:rPr>
-        <w:t xml:space="preserve">Search 4,722 Indian government schemes and see, in English or Hindi, which ones you are eligible for.</w:t>
+        <w:t>Search 4,722 Indian government schemes and see, in English or Hindi, which ones you are eligible for.</w:t>
       </w:r>
     </w:p>
     <w:tbl>
       <w:tblPr>
-        <w:tblW w:type="dxa" w:w="10466"/>
+        <w:tblW w:w="10466" w:type="dxa"/>
         <w:tblBorders>
-          <w:top w:val="single" w:color="002045" w:sz="6"/>
-          <w:left w:val="single" w:color="002045" w:sz="6"/>
-          <w:bottom w:val="single" w:color="002045" w:sz="6"/>
-          <w:right w:val="single" w:color="002045" w:sz="6"/>
-          <w:insideH w:val="single" w:color="002045" w:sz="6"/>
-          <w:insideV w:val="single" w:color="002045" w:sz="6"/>
+          <w:top w:val="single" w:sz="6" w:space="0" w:color="002045"/>
+          <w:left w:val="single" w:sz="6" w:space="0" w:color="002045"/>
+          <w:bottom w:val="single" w:sz="6" w:space="0" w:color="002045"/>
+          <w:right w:val="single" w:sz="6" w:space="0" w:color="002045"/>
+          <w:insideH w:val="single" w:sz="6" w:space="0" w:color="002045"/>
+          <w:insideV w:val="single" w:sz="6" w:space="0" w:color="002045"/>
         </w:tblBorders>
         <w:tblLayout w:type="fixed"/>
+        <w:tblCellMar>
+          <w:left w:w="10" w:type="dxa"/>
+          <w:right w:w="10" w:type="dxa"/>
+        </w:tblCellMar>
+        <w:tblLook w:val="04A0" w:firstRow="1" w:lastRow="0" w:firstColumn="1" w:lastColumn="0" w:noHBand="0" w:noVBand="1"/>
       </w:tblPr>
       <w:tblGrid>
         <w:gridCol w:w="900"/>
@@ -184,239 +197,224 @@
         <w:gridCol w:w="3766"/>
       </w:tblGrid>
       <w:tr>
-        <w:tc>
-          <w:tcPr>
-            <w:tcW w:type="dxa" w:w="900"/>
-            <w:shd w:fill="1960A3" w:color="auto" w:val="clear"/>
-            <w:tcMar>
-              <w:top w:type="dxa" w:w="80"/>
-              <w:left w:type="dxa" w:w="120"/>
-              <w:bottom w:type="dxa" w:w="80"/>
-              <w:right w:type="dxa" w:w="120"/>
+        <w:tblPrEx>
+          <w:tblCellMar>
+            <w:top w:w="0" w:type="dxa"/>
+            <w:bottom w:w="0" w:type="dxa"/>
+          </w:tblCellMar>
+        </w:tblPrEx>
+        <w:tc>
+          <w:tcPr>
+            <w:tcW w:w="900" w:type="dxa"/>
+            <w:shd w:val="clear" w:color="auto" w:fill="1960A3"/>
+            <w:tcMar>
+              <w:top w:w="80" w:type="dxa"/>
+              <w:left w:w="120" w:type="dxa"/>
+              <w:bottom w:w="80" w:type="dxa"/>
+              <w:right w:w="120" w:type="dxa"/>
             </w:tcMar>
             <w:vAlign w:val="center"/>
           </w:tcPr>
           <w:p>
-            <w:pPr>
-              <w:spacing w:before="0" w:after="0"/>
-            </w:pPr>
-            <w:r>
-              <w:rPr>
-                <w:rFonts w:ascii="Arial" w:hAnsi="Arial" w:cs="Nirmala UI"/>
+            <w:r>
+              <w:rPr>
+                <w:rFonts w:cs="Nirmala UI"/>
                 <w:b/>
                 <w:bCs/>
                 <w:color w:val="FFFFFF"/>
                 <w:sz w:val="24"/>
                 <w:szCs w:val="24"/>
               </w:rPr>
-              <w:t xml:space="preserve">Sr.</w:t>
-            </w:r>
-          </w:p>
-        </w:tc>
-        <w:tc>
-          <w:tcPr>
-            <w:tcW w:type="dxa" w:w="3800"/>
-            <w:shd w:fill="1960A3" w:color="auto" w:val="clear"/>
-            <w:tcMar>
-              <w:top w:type="dxa" w:w="80"/>
-              <w:left w:type="dxa" w:w="120"/>
-              <w:bottom w:type="dxa" w:w="80"/>
-              <w:right w:type="dxa" w:w="120"/>
+              <w:t>Sr.</w:t>
+            </w:r>
+          </w:p>
+        </w:tc>
+        <w:tc>
+          <w:tcPr>
+            <w:tcW w:w="3800" w:type="dxa"/>
+            <w:shd w:val="clear" w:color="auto" w:fill="1960A3"/>
+            <w:tcMar>
+              <w:top w:w="80" w:type="dxa"/>
+              <w:left w:w="120" w:type="dxa"/>
+              <w:bottom w:w="80" w:type="dxa"/>
+              <w:right w:w="120" w:type="dxa"/>
             </w:tcMar>
             <w:vAlign w:val="center"/>
           </w:tcPr>
           <w:p>
-            <w:pPr>
-              <w:spacing w:before="0" w:after="0"/>
-            </w:pPr>
-            <w:r>
-              <w:rPr>
-                <w:rFonts w:ascii="Arial" w:hAnsi="Arial" w:cs="Nirmala UI"/>
+            <w:r>
+              <w:rPr>
+                <w:rFonts w:cs="Nirmala UI"/>
                 <w:b/>
                 <w:bCs/>
                 <w:color w:val="FFFFFF"/>
                 <w:sz w:val="24"/>
                 <w:szCs w:val="24"/>
               </w:rPr>
-              <w:t xml:space="preserve">Student Name</w:t>
-            </w:r>
-          </w:p>
-        </w:tc>
-        <w:tc>
-          <w:tcPr>
-            <w:tcW w:type="dxa" w:w="2000"/>
-            <w:shd w:fill="1960A3" w:color="auto" w:val="clear"/>
-            <w:tcMar>
-              <w:top w:type="dxa" w:w="80"/>
-              <w:left w:type="dxa" w:w="120"/>
-              <w:bottom w:type="dxa" w:w="80"/>
-              <w:right w:type="dxa" w:w="120"/>
+              <w:t>Student Name</w:t>
+            </w:r>
+          </w:p>
+        </w:tc>
+        <w:tc>
+          <w:tcPr>
+            <w:tcW w:w="2000" w:type="dxa"/>
+            <w:shd w:val="clear" w:color="auto" w:fill="1960A3"/>
+            <w:tcMar>
+              <w:top w:w="80" w:type="dxa"/>
+              <w:left w:w="120" w:type="dxa"/>
+              <w:bottom w:w="80" w:type="dxa"/>
+              <w:right w:w="120" w:type="dxa"/>
             </w:tcMar>
             <w:vAlign w:val="center"/>
           </w:tcPr>
           <w:p>
-            <w:pPr>
-              <w:spacing w:before="0" w:after="0"/>
-            </w:pPr>
-            <w:r>
-              <w:rPr>
-                <w:rFonts w:ascii="Arial" w:hAnsi="Arial" w:cs="Nirmala UI"/>
+            <w:r>
+              <w:rPr>
+                <w:rFonts w:cs="Nirmala UI"/>
                 <w:b/>
                 <w:bCs/>
                 <w:color w:val="FFFFFF"/>
                 <w:sz w:val="24"/>
                 <w:szCs w:val="24"/>
               </w:rPr>
-              <w:t xml:space="preserve">Roll No.</w:t>
-            </w:r>
-          </w:p>
-        </w:tc>
-        <w:tc>
-          <w:tcPr>
-            <w:tcW w:type="dxa" w:w="3766"/>
-            <w:shd w:fill="1960A3" w:color="auto" w:val="clear"/>
-            <w:tcMar>
-              <w:top w:type="dxa" w:w="80"/>
-              <w:left w:type="dxa" w:w="120"/>
-              <w:bottom w:type="dxa" w:w="80"/>
-              <w:right w:type="dxa" w:w="120"/>
+              <w:t>Roll No.</w:t>
+            </w:r>
+          </w:p>
+        </w:tc>
+        <w:tc>
+          <w:tcPr>
+            <w:tcW w:w="3766" w:type="dxa"/>
+            <w:shd w:val="clear" w:color="auto" w:fill="1960A3"/>
+            <w:tcMar>
+              <w:top w:w="80" w:type="dxa"/>
+              <w:left w:w="120" w:type="dxa"/>
+              <w:bottom w:w="80" w:type="dxa"/>
+              <w:right w:w="120" w:type="dxa"/>
             </w:tcMar>
             <w:vAlign w:val="center"/>
           </w:tcPr>
           <w:p>
-            <w:pPr>
-              <w:spacing w:before="0" w:after="0"/>
-            </w:pPr>
-            <w:r>
-              <w:rPr>
-                <w:rFonts w:ascii="Arial" w:hAnsi="Arial" w:cs="Nirmala UI"/>
+            <w:r>
+              <w:rPr>
+                <w:rFonts w:cs="Nirmala UI"/>
                 <w:b/>
                 <w:bCs/>
                 <w:color w:val="FFFFFF"/>
                 <w:sz w:val="24"/>
                 <w:szCs w:val="24"/>
               </w:rPr>
-              <w:t xml:space="preserve">Mentor / Guide</w:t>
+              <w:t>Mentor / Guide</w:t>
             </w:r>
           </w:p>
         </w:tc>
       </w:tr>
       <w:tr>
-        <w:tc>
-          <w:tcPr>
-            <w:tcW w:type="dxa" w:w="900"/>
-            <w:tcMar>
-              <w:top w:type="dxa" w:w="80"/>
-              <w:left w:type="dxa" w:w="120"/>
-              <w:bottom w:type="dxa" w:w="80"/>
-              <w:right w:type="dxa" w:w="120"/>
+        <w:tblPrEx>
+          <w:tblCellMar>
+            <w:top w:w="0" w:type="dxa"/>
+            <w:bottom w:w="0" w:type="dxa"/>
+          </w:tblCellMar>
+        </w:tblPrEx>
+        <w:tc>
+          <w:tcPr>
+            <w:tcW w:w="900" w:type="dxa"/>
+            <w:tcMar>
+              <w:top w:w="80" w:type="dxa"/>
+              <w:left w:w="120" w:type="dxa"/>
+              <w:bottom w:w="80" w:type="dxa"/>
+              <w:right w:w="120" w:type="dxa"/>
             </w:tcMar>
             <w:vAlign w:val="center"/>
           </w:tcPr>
           <w:p>
-            <w:pPr>
-              <w:spacing w:before="0" w:after="0"/>
-            </w:pPr>
-            <w:r>
-              <w:rPr>
-                <w:rFonts w:ascii="Arial" w:hAnsi="Arial" w:cs="Nirmala UI"/>
+            <w:r>
+              <w:rPr>
+                <w:rFonts w:cs="Nirmala UI"/>
                 <w:sz w:val="24"/>
                 <w:szCs w:val="24"/>
               </w:rPr>
-              <w:t xml:space="preserve">1</w:t>
-            </w:r>
-          </w:p>
-        </w:tc>
-        <w:tc>
-          <w:tcPr>
-            <w:tcW w:type="dxa" w:w="3800"/>
-            <w:tcMar>
-              <w:top w:type="dxa" w:w="80"/>
-              <w:left w:type="dxa" w:w="120"/>
-              <w:bottom w:type="dxa" w:w="80"/>
-              <w:right w:type="dxa" w:w="120"/>
+              <w:t>1</w:t>
+            </w:r>
+          </w:p>
+        </w:tc>
+        <w:tc>
+          <w:tcPr>
+            <w:tcW w:w="3800" w:type="dxa"/>
+            <w:tcMar>
+              <w:top w:w="80" w:type="dxa"/>
+              <w:left w:w="120" w:type="dxa"/>
+              <w:bottom w:w="80" w:type="dxa"/>
+              <w:right w:w="120" w:type="dxa"/>
             </w:tcMar>
             <w:vAlign w:val="center"/>
           </w:tcPr>
           <w:p>
-            <w:pPr>
-              <w:spacing w:before="0" w:after="0"/>
-            </w:pPr>
-            <w:r>
-              <w:rPr>
-                <w:rFonts w:ascii="Arial" w:hAnsi="Arial" w:cs="Nirmala UI"/>
+            <w:r>
+              <w:rPr>
+                <w:rFonts w:cs="Nirmala UI"/>
                 <w:b/>
                 <w:bCs/>
                 <w:sz w:val="24"/>
                 <w:szCs w:val="24"/>
               </w:rPr>
-              <w:t xml:space="preserve">Urja Gajera</w:t>
-            </w:r>
-          </w:p>
-        </w:tc>
-        <w:tc>
-          <w:tcPr>
-            <w:tcW w:type="dxa" w:w="2000"/>
-            <w:tcMar>
-              <w:top w:type="dxa" w:w="80"/>
-              <w:left w:type="dxa" w:w="120"/>
-              <w:bottom w:type="dxa" w:w="80"/>
-              <w:right w:type="dxa" w:w="120"/>
+              <w:t>Urja Gajera</w:t>
+            </w:r>
+          </w:p>
+        </w:tc>
+        <w:tc>
+          <w:tcPr>
+            <w:tcW w:w="2000" w:type="dxa"/>
+            <w:tcMar>
+              <w:top w:w="80" w:type="dxa"/>
+              <w:left w:w="120" w:type="dxa"/>
+              <w:bottom w:w="80" w:type="dxa"/>
+              <w:right w:w="120" w:type="dxa"/>
             </w:tcMar>
             <w:vAlign w:val="center"/>
           </w:tcPr>
           <w:p>
-            <w:pPr>
-              <w:spacing w:before="0" w:after="0"/>
-            </w:pPr>
-            <w:r>
-              <w:rPr>
-                <w:rFonts w:ascii="Arial" w:hAnsi="Arial" w:cs="Nirmala UI"/>
+            <w:r>
+              <w:rPr>
+                <w:rFonts w:cs="Nirmala UI"/>
                 <w:sz w:val="24"/>
                 <w:szCs w:val="24"/>
               </w:rPr>
-              <w:t xml:space="preserve">24CS021</w:t>
-            </w:r>
-          </w:p>
-        </w:tc>
-        <w:tc>
-          <w:tcPr>
-            <w:tcW w:type="dxa" w:w="3766"/>
-            <w:shd w:fill="EFEDF1" w:color="auto" w:val="clear"/>
-            <w:tcMar>
-              <w:top w:type="dxa" w:w="80"/>
-              <w:left w:type="dxa" w:w="120"/>
-              <w:bottom w:type="dxa" w:w="80"/>
-              <w:right w:type="dxa" w:w="120"/>
+              <w:t>24CS021</w:t>
+            </w:r>
+          </w:p>
+        </w:tc>
+        <w:tc>
+          <w:tcPr>
+            <w:tcW w:w="3766" w:type="dxa"/>
+            <w:shd w:val="clear" w:color="auto" w:fill="EFEDF1"/>
+            <w:tcMar>
+              <w:top w:w="80" w:type="dxa"/>
+              <w:left w:w="120" w:type="dxa"/>
+              <w:bottom w:w="80" w:type="dxa"/>
+              <w:right w:w="120" w:type="dxa"/>
             </w:tcMar>
             <w:vAlign w:val="center"/>
           </w:tcPr>
           <w:p>
-            <w:pPr>
-              <w:spacing w:before="0" w:after="0"/>
-            </w:pPr>
-            <w:r>
-              <w:rPr>
-                <w:rFonts w:ascii="Arial" w:hAnsi="Arial" w:cs="Nirmala UI"/>
+            <w:r>
+              <w:rPr>
+                <w:rFonts w:cs="Nirmala UI"/>
                 <w:b/>
                 <w:bCs/>
                 <w:sz w:val="24"/>
                 <w:szCs w:val="24"/>
               </w:rPr>
-              <w:t xml:space="preserve">Dr. Jigar Sarda</w:t>
-            </w:r>
-          </w:p>
-          <w:p>
-            <w:pPr>
-              <w:spacing w:before="0" w:after="0"/>
-            </w:pPr>
-            <w:r>
-              <w:rPr>
-                <w:rFonts w:ascii="Arial" w:hAnsi="Arial" w:cs="Nirmala UI"/>
+              <w:t>Dr. Jigar Sarda</w:t>
+            </w:r>
+          </w:p>
+          <w:p>
+            <w:r>
+              <w:rPr>
+                <w:rFonts w:cs="Nirmala UI"/>
                 <w:sz w:val="20"/>
                 <w:szCs w:val="20"/>
               </w:rPr>
-              <w:t xml:space="preserve">CSE Dept., CSPIT</w:t>
+              <w:t>CSE Dept., CSPIT</w:t>
             </w:r>
           </w:p>
         </w:tc>
@@ -424,47 +422,44 @@
     </w:tbl>
     <w:p>
       <w:pPr>
-        <w:shd w:fill="1960A3" w:color="auto" w:val="clear"/>
-        <w:spacing w:before="200" w:after="0"/>
+        <w:shd w:val="clear" w:color="auto" w:fill="1960A3"/>
+        <w:spacing w:before="200"/>
         <w:jc w:val="center"/>
       </w:pPr>
       <w:r>
         <w:rPr>
-          <w:rFonts w:ascii="Arial" w:hAnsi="Arial" w:cs="Nirmala UI"/>
+          <w:rFonts w:cs="Nirmala UI"/>
           <w:b/>
           <w:bCs/>
           <w:color w:val="FFFFFF"/>
           <w:sz w:val="28"/>
           <w:szCs w:val="28"/>
         </w:rPr>
-        <w:t xml:space="preserve">SYSTEM FLOW / ARCHITECTURE</w:t>
+        <w:t>SYSTEM FLOW / ARCHITECTURE</w:t>
       </w:r>
     </w:p>
     <w:p>
       <w:pPr>
-        <w:spacing w:before="0" w:after="60"/>
+        <w:spacing w:after="60"/>
       </w:pPr>
-      <w:r>
-        <w:rPr>
-          <w:rFonts w:ascii="Arial" w:hAnsi="Arial" w:cs="Nirmala UI"/>
-          <w:sz w:val="22"/>
-          <w:szCs w:val="22"/>
-        </w:rPr>
-        <w:t xml:space="preserve"/>
-      </w:r>
     </w:p>
     <w:tbl>
       <w:tblPr>
-        <w:tblW w:type="dxa" w:w="10466"/>
+        <w:tblW w:w="10466" w:type="dxa"/>
         <w:tblBorders>
-          <w:top w:val="none" w:color="FFFFFF" w:sz="0"/>
-          <w:left w:val="none" w:color="FFFFFF" w:sz="0"/>
-          <w:bottom w:val="none" w:color="FFFFFF" w:sz="0"/>
-          <w:right w:val="none" w:color="FFFFFF" w:sz="0"/>
-          <w:insideH w:val="none" w:color="FFFFFF" w:sz="0"/>
-          <w:insideV w:val="none" w:color="FFFFFF" w:sz="0"/>
+          <w:top w:val="none" w:sz="0" w:space="0" w:color="FFFFFF"/>
+          <w:left w:val="none" w:sz="0" w:space="0" w:color="FFFFFF"/>
+          <w:bottom w:val="none" w:sz="0" w:space="0" w:color="FFFFFF"/>
+          <w:right w:val="none" w:sz="0" w:space="0" w:color="FFFFFF"/>
+          <w:insideH w:val="none" w:sz="0" w:space="0" w:color="FFFFFF"/>
+          <w:insideV w:val="none" w:sz="0" w:space="0" w:color="FFFFFF"/>
         </w:tblBorders>
         <w:tblLayout w:type="fixed"/>
+        <w:tblCellMar>
+          <w:left w:w="10" w:type="dxa"/>
+          <w:right w:w="10" w:type="dxa"/>
+        </w:tblCellMar>
+        <w:tblLook w:val="04A0" w:firstRow="1" w:lastRow="0" w:firstColumn="1" w:lastColumn="0" w:noHBand="0" w:noVBand="1"/>
       </w:tblPr>
       <w:tblGrid>
         <w:gridCol w:w="1810"/>
@@ -478,344 +473,331 @@
         <w:gridCol w:w="1810"/>
       </w:tblGrid>
       <w:tr>
-        <w:tc>
-          <w:tcPr>
-            <w:tcW w:type="dxa" w:w="1810"/>
-            <w:shd w:fill="002045" w:color="auto" w:val="clear"/>
-            <w:tcMar>
-              <w:top w:type="dxa" w:w="120"/>
-              <w:left w:type="dxa" w:w="120"/>
-              <w:bottom w:type="dxa" w:w="120"/>
-              <w:right w:type="dxa" w:w="120"/>
+        <w:tblPrEx>
+          <w:tblCellMar>
+            <w:top w:w="0" w:type="dxa"/>
+            <w:bottom w:w="0" w:type="dxa"/>
+          </w:tblCellMar>
+        </w:tblPrEx>
+        <w:tc>
+          <w:tcPr>
+            <w:tcW w:w="1810" w:type="dxa"/>
+            <w:shd w:val="clear" w:color="auto" w:fill="002045"/>
+            <w:tcMar>
+              <w:top w:w="120" w:type="dxa"/>
+              <w:left w:w="120" w:type="dxa"/>
+              <w:bottom w:w="120" w:type="dxa"/>
+              <w:right w:w="120" w:type="dxa"/>
             </w:tcMar>
             <w:vAlign w:val="center"/>
           </w:tcPr>
           <w:p>
             <w:pPr>
-              <w:spacing w:before="0" w:after="40"/>
+              <w:spacing w:after="40"/>
               <w:jc w:val="center"/>
             </w:pPr>
             <w:r>
               <w:rPr>
-                <w:rFonts w:ascii="Arial" w:hAnsi="Arial" w:cs="Nirmala UI"/>
+                <w:rFonts w:cs="Nirmala UI"/>
                 <w:b/>
                 <w:bCs/>
                 <w:color w:val="FFFFFF"/>
-                <w:sz w:val="22"/>
-                <w:szCs w:val="22"/>
-              </w:rPr>
-              <w:t xml:space="preserve">User</w:t>
-            </w:r>
-          </w:p>
-          <w:p>
-            <w:pPr>
-              <w:spacing w:before="0" w:after="0"/>
+              </w:rPr>
+              <w:t>User</w:t>
+            </w:r>
+          </w:p>
+          <w:p>
+            <w:pPr>
               <w:jc w:val="center"/>
             </w:pPr>
             <w:r>
               <w:rPr>
-                <w:rFonts w:ascii="Arial" w:hAnsi="Arial" w:cs="Nirmala UI"/>
+                <w:rFonts w:cs="Nirmala UI"/>
                 <w:color w:val="FFFFFF"/>
                 <w:sz w:val="17"/>
                 <w:szCs w:val="17"/>
               </w:rPr>
-              <w:t xml:space="preserve">React web app (English, हिन्दी)</w:t>
-            </w:r>
-          </w:p>
-        </w:tc>
-        <w:tc>
-          <w:tcPr>
-            <w:tcW w:type="dxa" w:w="354"/>
-            <w:tcMar>
-              <w:top w:type="dxa" w:w="40"/>
-              <w:left w:type="dxa" w:w="0"/>
-              <w:bottom w:type="dxa" w:w="40"/>
-              <w:right w:type="dxa" w:w="0"/>
+              <w:t>React web app (English, हिन्दी)</w:t>
+            </w:r>
+          </w:p>
+        </w:tc>
+        <w:tc>
+          <w:tcPr>
+            <w:tcW w:w="354" w:type="dxa"/>
+            <w:tcMar>
+              <w:top w:w="40" w:type="dxa"/>
+              <w:left w:w="0" w:type="dxa"/>
+              <w:bottom w:w="40" w:type="dxa"/>
+              <w:right w:w="0" w:type="dxa"/>
             </w:tcMar>
             <w:vAlign w:val="center"/>
           </w:tcPr>
           <w:p>
             <w:pPr>
-              <w:spacing w:before="0" w:after="0"/>
               <w:jc w:val="center"/>
             </w:pPr>
             <w:r>
               <w:rPr>
-                <w:rFonts w:ascii="Arial" w:hAnsi="Arial" w:cs="Nirmala UI"/>
+                <w:rFonts w:cs="Nirmala UI"/>
                 <w:b/>
                 <w:bCs/>
                 <w:color w:val="1960A3"/>
                 <w:sz w:val="44"/>
                 <w:szCs w:val="44"/>
               </w:rPr>
-              <w:t xml:space="preserve">→</w:t>
-            </w:r>
-          </w:p>
-        </w:tc>
-        <w:tc>
-          <w:tcPr>
-            <w:tcW w:type="dxa" w:w="1810"/>
-            <w:shd w:fill="1960A3" w:color="auto" w:val="clear"/>
-            <w:tcMar>
-              <w:top w:type="dxa" w:w="120"/>
-              <w:left w:type="dxa" w:w="120"/>
-              <w:bottom w:type="dxa" w:w="120"/>
-              <w:right w:type="dxa" w:w="120"/>
+              <w:t>→</w:t>
+            </w:r>
+          </w:p>
+        </w:tc>
+        <w:tc>
+          <w:tcPr>
+            <w:tcW w:w="1810" w:type="dxa"/>
+            <w:shd w:val="clear" w:color="auto" w:fill="1960A3"/>
+            <w:tcMar>
+              <w:top w:w="120" w:type="dxa"/>
+              <w:left w:w="120" w:type="dxa"/>
+              <w:bottom w:w="120" w:type="dxa"/>
+              <w:right w:w="120" w:type="dxa"/>
             </w:tcMar>
             <w:vAlign w:val="center"/>
           </w:tcPr>
           <w:p>
             <w:pPr>
-              <w:spacing w:before="0" w:after="40"/>
+              <w:spacing w:after="40"/>
               <w:jc w:val="center"/>
             </w:pPr>
             <w:r>
               <w:rPr>
-                <w:rFonts w:ascii="Arial" w:hAnsi="Arial" w:cs="Nirmala UI"/>
+                <w:rFonts w:cs="Nirmala UI"/>
                 <w:b/>
                 <w:bCs/>
                 <w:color w:val="FFFFFF"/>
-                <w:sz w:val="22"/>
-                <w:szCs w:val="22"/>
-              </w:rPr>
-              <w:t xml:space="preserve">Express API</w:t>
-            </w:r>
-          </w:p>
-          <w:p>
-            <w:pPr>
-              <w:spacing w:before="0" w:after="0"/>
+              </w:rPr>
+              <w:t>Express API</w:t>
+            </w:r>
+          </w:p>
+          <w:p>
+            <w:pPr>
               <w:jc w:val="center"/>
             </w:pPr>
             <w:r>
               <w:rPr>
-                <w:rFonts w:ascii="Arial" w:hAnsi="Arial" w:cs="Nirmala UI"/>
+                <w:rFonts w:cs="Nirmala UI"/>
                 <w:color w:val="FFFFFF"/>
                 <w:sz w:val="17"/>
                 <w:szCs w:val="17"/>
               </w:rPr>
-              <w:t xml:space="preserve">Google sign-in, validation, rate limits</w:t>
-            </w:r>
-          </w:p>
-        </w:tc>
-        <w:tc>
-          <w:tcPr>
-            <w:tcW w:type="dxa" w:w="354"/>
-            <w:tcMar>
-              <w:top w:type="dxa" w:w="40"/>
-              <w:left w:type="dxa" w:w="0"/>
-              <w:bottom w:type="dxa" w:w="40"/>
-              <w:right w:type="dxa" w:w="0"/>
+              <w:t>Google sign-in, validation, rate limits</w:t>
+            </w:r>
+          </w:p>
+        </w:tc>
+        <w:tc>
+          <w:tcPr>
+            <w:tcW w:w="354" w:type="dxa"/>
+            <w:tcMar>
+              <w:top w:w="40" w:type="dxa"/>
+              <w:left w:w="0" w:type="dxa"/>
+              <w:bottom w:w="40" w:type="dxa"/>
+              <w:right w:w="0" w:type="dxa"/>
             </w:tcMar>
             <w:vAlign w:val="center"/>
           </w:tcPr>
           <w:p>
             <w:pPr>
-              <w:spacing w:before="0" w:after="0"/>
               <w:jc w:val="center"/>
             </w:pPr>
             <w:r>
               <w:rPr>
-                <w:rFonts w:ascii="Arial" w:hAnsi="Arial" w:cs="Nirmala UI"/>
+                <w:rFonts w:cs="Nirmala UI"/>
                 <w:b/>
                 <w:bCs/>
                 <w:color w:val="1960A3"/>
                 <w:sz w:val="44"/>
                 <w:szCs w:val="44"/>
               </w:rPr>
-              <w:t xml:space="preserve">→</w:t>
-            </w:r>
-          </w:p>
-        </w:tc>
-        <w:tc>
-          <w:tcPr>
-            <w:tcW w:type="dxa" w:w="1810"/>
-            <w:shd w:fill="002045" w:color="auto" w:val="clear"/>
-            <w:tcMar>
-              <w:top w:type="dxa" w:w="120"/>
-              <w:left w:type="dxa" w:w="120"/>
-              <w:bottom w:type="dxa" w:w="120"/>
-              <w:right w:type="dxa" w:w="120"/>
+              <w:t>→</w:t>
+            </w:r>
+          </w:p>
+        </w:tc>
+        <w:tc>
+          <w:tcPr>
+            <w:tcW w:w="1810" w:type="dxa"/>
+            <w:shd w:val="clear" w:color="auto" w:fill="002045"/>
+            <w:tcMar>
+              <w:top w:w="120" w:type="dxa"/>
+              <w:left w:w="120" w:type="dxa"/>
+              <w:bottom w:w="120" w:type="dxa"/>
+              <w:right w:w="120" w:type="dxa"/>
             </w:tcMar>
             <w:vAlign w:val="center"/>
           </w:tcPr>
           <w:p>
             <w:pPr>
-              <w:spacing w:before="0" w:after="40"/>
+              <w:spacing w:after="40"/>
               <w:jc w:val="center"/>
             </w:pPr>
             <w:r>
               <w:rPr>
-                <w:rFonts w:ascii="Arial" w:hAnsi="Arial" w:cs="Nirmala UI"/>
+                <w:rFonts w:cs="Nirmala UI"/>
                 <w:b/>
                 <w:bCs/>
                 <w:color w:val="FFFFFF"/>
-                <w:sz w:val="22"/>
-                <w:szCs w:val="22"/>
-              </w:rPr>
-              <w:t xml:space="preserve">Eligibility Engine</w:t>
-            </w:r>
-          </w:p>
-          <w:p>
-            <w:pPr>
-              <w:spacing w:before="0" w:after="0"/>
+              </w:rPr>
+              <w:t>Eligibility Engine</w:t>
+            </w:r>
+          </w:p>
+          <w:p>
+            <w:pPr>
               <w:jc w:val="center"/>
             </w:pPr>
             <w:r>
               <w:rPr>
-                <w:rFonts w:ascii="Arial" w:hAnsi="Arial" w:cs="Nirmala UI"/>
+                <w:rFonts w:cs="Nirmala UI"/>
                 <w:color w:val="FFFFFF"/>
                 <w:sz w:val="17"/>
                 <w:szCs w:val="17"/>
               </w:rPr>
-              <w:t xml:space="preserve">Rule checks; unknown never excludes</w:t>
-            </w:r>
-          </w:p>
-        </w:tc>
-        <w:tc>
-          <w:tcPr>
-            <w:tcW w:type="dxa" w:w="354"/>
-            <w:tcMar>
-              <w:top w:type="dxa" w:w="40"/>
-              <w:left w:type="dxa" w:w="0"/>
-              <w:bottom w:type="dxa" w:w="40"/>
-              <w:right w:type="dxa" w:w="0"/>
+              <w:t>Rule checks; unknown never excludes</w:t>
+            </w:r>
+          </w:p>
+        </w:tc>
+        <w:tc>
+          <w:tcPr>
+            <w:tcW w:w="354" w:type="dxa"/>
+            <w:tcMar>
+              <w:top w:w="40" w:type="dxa"/>
+              <w:left w:w="0" w:type="dxa"/>
+              <w:bottom w:w="40" w:type="dxa"/>
+              <w:right w:w="0" w:type="dxa"/>
             </w:tcMar>
             <w:vAlign w:val="center"/>
           </w:tcPr>
           <w:p>
             <w:pPr>
-              <w:spacing w:before="0" w:after="0"/>
               <w:jc w:val="center"/>
             </w:pPr>
             <w:r>
               <w:rPr>
-                <w:rFonts w:ascii="Arial" w:hAnsi="Arial" w:cs="Nirmala UI"/>
+                <w:rFonts w:cs="Nirmala UI"/>
                 <w:b/>
                 <w:bCs/>
                 <w:color w:val="1960A3"/>
                 <w:sz w:val="44"/>
                 <w:szCs w:val="44"/>
               </w:rPr>
-              <w:t xml:space="preserve">→</w:t>
-            </w:r>
-          </w:p>
-        </w:tc>
-        <w:tc>
-          <w:tcPr>
-            <w:tcW w:type="dxa" w:w="1810"/>
-            <w:shd w:fill="1960A3" w:color="auto" w:val="clear"/>
-            <w:tcMar>
-              <w:top w:type="dxa" w:w="120"/>
-              <w:left w:type="dxa" w:w="120"/>
-              <w:bottom w:type="dxa" w:w="120"/>
-              <w:right w:type="dxa" w:w="120"/>
+              <w:t>→</w:t>
+            </w:r>
+          </w:p>
+        </w:tc>
+        <w:tc>
+          <w:tcPr>
+            <w:tcW w:w="1810" w:type="dxa"/>
+            <w:shd w:val="clear" w:color="auto" w:fill="1960A3"/>
+            <w:tcMar>
+              <w:top w:w="120" w:type="dxa"/>
+              <w:left w:w="120" w:type="dxa"/>
+              <w:bottom w:w="120" w:type="dxa"/>
+              <w:right w:w="120" w:type="dxa"/>
             </w:tcMar>
             <w:vAlign w:val="center"/>
           </w:tcPr>
           <w:p>
             <w:pPr>
-              <w:spacing w:before="0" w:after="40"/>
+              <w:spacing w:after="40"/>
               <w:jc w:val="center"/>
             </w:pPr>
             <w:r>
               <w:rPr>
-                <w:rFonts w:ascii="Arial" w:hAnsi="Arial" w:cs="Nirmala UI"/>
+                <w:rFonts w:cs="Nirmala UI"/>
                 <w:b/>
                 <w:bCs/>
                 <w:color w:val="FFFFFF"/>
-                <w:sz w:val="22"/>
-                <w:szCs w:val="22"/>
-              </w:rPr>
-              <w:t xml:space="preserve">PostgreSQL</w:t>
-            </w:r>
-          </w:p>
-          <w:p>
-            <w:pPr>
-              <w:spacing w:before="0" w:after="0"/>
+              </w:rPr>
+              <w:t>PostgreSQL</w:t>
+            </w:r>
+          </w:p>
+          <w:p>
+            <w:pPr>
               <w:jc w:val="center"/>
             </w:pPr>
             <w:r>
               <w:rPr>
-                <w:rFonts w:ascii="Arial" w:hAnsi="Arial" w:cs="Nirmala UI"/>
+                <w:rFonts w:cs="Nirmala UI"/>
                 <w:color w:val="FFFFFF"/>
                 <w:sz w:val="17"/>
                 <w:szCs w:val="17"/>
               </w:rPr>
-              <w:t xml:space="preserve">4,722 schemes, 2,987 rule sets (Prisma)</w:t>
-            </w:r>
-          </w:p>
-        </w:tc>
-        <w:tc>
-          <w:tcPr>
-            <w:tcW w:type="dxa" w:w="354"/>
-            <w:tcMar>
-              <w:top w:type="dxa" w:w="40"/>
-              <w:left w:type="dxa" w:w="0"/>
-              <w:bottom w:type="dxa" w:w="40"/>
-              <w:right w:type="dxa" w:w="0"/>
+              <w:t>4,722 schemes, 2,987 rule sets (Prisma)</w:t>
+            </w:r>
+          </w:p>
+        </w:tc>
+        <w:tc>
+          <w:tcPr>
+            <w:tcW w:w="354" w:type="dxa"/>
+            <w:tcMar>
+              <w:top w:w="40" w:type="dxa"/>
+              <w:left w:w="0" w:type="dxa"/>
+              <w:bottom w:w="40" w:type="dxa"/>
+              <w:right w:w="0" w:type="dxa"/>
             </w:tcMar>
             <w:vAlign w:val="center"/>
           </w:tcPr>
           <w:p>
             <w:pPr>
-              <w:spacing w:before="0" w:after="0"/>
               <w:jc w:val="center"/>
             </w:pPr>
             <w:r>
               <w:rPr>
-                <w:rFonts w:ascii="Arial" w:hAnsi="Arial" w:cs="Nirmala UI"/>
+                <w:rFonts w:cs="Nirmala UI"/>
                 <w:b/>
                 <w:bCs/>
                 <w:color w:val="1960A3"/>
                 <w:sz w:val="44"/>
                 <w:szCs w:val="44"/>
               </w:rPr>
-              <w:t xml:space="preserve">→</w:t>
-            </w:r>
-          </w:p>
-        </w:tc>
-        <w:tc>
-          <w:tcPr>
-            <w:tcW w:type="dxa" w:w="1810"/>
-            <w:shd w:fill="002045" w:color="auto" w:val="clear"/>
-            <w:tcMar>
-              <w:top w:type="dxa" w:w="120"/>
-              <w:left w:type="dxa" w:w="120"/>
-              <w:bottom w:type="dxa" w:w="120"/>
-              <w:right w:type="dxa" w:w="120"/>
+              <w:t>→</w:t>
+            </w:r>
+          </w:p>
+        </w:tc>
+        <w:tc>
+          <w:tcPr>
+            <w:tcW w:w="1810" w:type="dxa"/>
+            <w:shd w:val="clear" w:color="auto" w:fill="002045"/>
+            <w:tcMar>
+              <w:top w:w="120" w:type="dxa"/>
+              <w:left w:w="120" w:type="dxa"/>
+              <w:bottom w:w="120" w:type="dxa"/>
+              <w:right w:w="120" w:type="dxa"/>
             </w:tcMar>
             <w:vAlign w:val="center"/>
           </w:tcPr>
           <w:p>
             <w:pPr>
-              <w:spacing w:before="0" w:after="40"/>
+              <w:spacing w:after="40"/>
               <w:jc w:val="center"/>
             </w:pPr>
             <w:r>
               <w:rPr>
-                <w:rFonts w:ascii="Arial" w:hAnsi="Arial" w:cs="Nirmala UI"/>
+                <w:rFonts w:cs="Nirmala UI"/>
                 <w:b/>
                 <w:bCs/>
                 <w:color w:val="FFFFFF"/>
-                <w:sz w:val="22"/>
-                <w:szCs w:val="22"/>
-              </w:rPr>
-              <w:t xml:space="preserve">Ranked Results</w:t>
-            </w:r>
-          </w:p>
-          <w:p>
-            <w:pPr>
-              <w:spacing w:before="0" w:after="0"/>
+              </w:rPr>
+              <w:t>Ranked Results</w:t>
+            </w:r>
+          </w:p>
+          <w:p>
+            <w:pPr>
               <w:jc w:val="center"/>
             </w:pPr>
             <w:r>
               <w:rPr>
-                <w:rFonts w:ascii="Arial" w:hAnsi="Arial" w:cs="Nirmala UI"/>
+                <w:rFonts w:cs="Nirmala UI"/>
                 <w:color w:val="FFFFFF"/>
                 <w:sz w:val="17"/>
                 <w:szCs w:val="17"/>
               </w:rPr>
-              <w:t xml:space="preserve">Match %, 100% matches first</w:t>
+              <w:t>Match %, 100% matches first</w:t>
             </w:r>
           </w:p>
         </w:tc>
@@ -827,7 +809,7 @@
       </w:pPr>
       <w:r>
         <w:rPr>
-          <w:rFonts w:ascii="Arial" w:hAnsi="Arial" w:cs="Nirmala UI"/>
+          <w:rFonts w:cs="Nirmala UI"/>
           <w:b/>
           <w:bCs/>
           <w:i/>
@@ -835,16 +817,16 @@
           <w:sz w:val="20"/>
           <w:szCs w:val="20"/>
         </w:rPr>
-        <w:t xml:space="preserve">Data pipeline: myScheme.gov.in dataset → parser (cleans text, extracts eligibility rules) → PostgreSQL.</w:t>
+        <w:t>Data pipeline: myScheme.gov.in dataset → parser (cleans text, extracts eligibility rules) → PostgreSQL.</w:t>
       </w:r>
     </w:p>
     <w:p>
       <w:pPr>
-        <w:spacing w:before="0" w:after="120"/>
+        <w:spacing w:after="120"/>
       </w:pPr>
       <w:r>
         <w:rPr>
-          <w:rFonts w:ascii="Arial" w:hAnsi="Arial" w:cs="Nirmala UI"/>
+          <w:rFonts w:cs="Nirmala UI"/>
           <w:b/>
           <w:bCs/>
           <w:i/>
@@ -852,21 +834,26 @@
           <w:sz w:val="20"/>
           <w:szCs w:val="20"/>
         </w:rPr>
-        <w:t xml:space="preserve">Hindi text is made once by an AI model (Groq) with automatic quality checks, then stored.</w:t>
+        <w:t>Hindi text is made once by an AI model (Groq) with automatic quality checks, then stored.</w:t>
       </w:r>
     </w:p>
     <w:tbl>
       <w:tblPr>
-        <w:tblW w:type="dxa" w:w="10466"/>
+        <w:tblW w:w="10466" w:type="dxa"/>
         <w:tblBorders>
-          <w:top w:val="single" w:color="002045" w:sz="6"/>
-          <w:left w:val="single" w:color="002045" w:sz="6"/>
-          <w:bottom w:val="single" w:color="002045" w:sz="6"/>
-          <w:right w:val="single" w:color="002045" w:sz="6"/>
-          <w:insideH w:val="single" w:color="002045" w:sz="6"/>
-          <w:insideV w:val="single" w:color="002045" w:sz="6"/>
+          <w:top w:val="single" w:sz="6" w:space="0" w:color="002045"/>
+          <w:left w:val="single" w:sz="6" w:space="0" w:color="002045"/>
+          <w:bottom w:val="single" w:sz="6" w:space="0" w:color="002045"/>
+          <w:right w:val="single" w:sz="6" w:space="0" w:color="002045"/>
+          <w:insideH w:val="single" w:sz="6" w:space="0" w:color="002045"/>
+          <w:insideV w:val="single" w:sz="6" w:space="0" w:color="002045"/>
         </w:tblBorders>
         <w:tblLayout w:type="fixed"/>
+        <w:tblCellMar>
+          <w:left w:w="10" w:type="dxa"/>
+          <w:right w:w="10" w:type="dxa"/>
+        </w:tblCellMar>
+        <w:tblLook w:val="04A0" w:firstRow="1" w:lastRow="0" w:firstColumn="1" w:lastColumn="0" w:noHBand="0" w:noVBand="1"/>
       </w:tblPr>
       <w:tblGrid>
         <w:gridCol w:w="3489"/>
@@ -874,109 +861,117 @@
         <w:gridCol w:w="3488"/>
       </w:tblGrid>
       <w:tr>
-        <w:tc>
-          <w:tcPr>
-            <w:tcW w:type="dxa" w:w="3489"/>
-            <w:shd w:fill="1960A3" w:color="auto" w:val="clear"/>
-            <w:tcMar>
-              <w:top w:type="dxa" w:w="80"/>
-              <w:left w:type="dxa" w:w="120"/>
-              <w:bottom w:type="dxa" w:w="80"/>
-              <w:right w:type="dxa" w:w="120"/>
+        <w:tblPrEx>
+          <w:tblCellMar>
+            <w:top w:w="0" w:type="dxa"/>
+            <w:bottom w:w="0" w:type="dxa"/>
+          </w:tblCellMar>
+        </w:tblPrEx>
+        <w:tc>
+          <w:tcPr>
+            <w:tcW w:w="3489" w:type="dxa"/>
+            <w:shd w:val="clear" w:color="auto" w:fill="1960A3"/>
+            <w:tcMar>
+              <w:top w:w="80" w:type="dxa"/>
+              <w:left w:w="120" w:type="dxa"/>
+              <w:bottom w:w="80" w:type="dxa"/>
+              <w:right w:w="120" w:type="dxa"/>
             </w:tcMar>
             <w:vAlign w:val="center"/>
           </w:tcPr>
           <w:p>
             <w:pPr>
-              <w:spacing w:before="0" w:after="0"/>
               <w:jc w:val="center"/>
             </w:pPr>
             <w:r>
               <w:rPr>
-                <w:rFonts w:ascii="Arial" w:hAnsi="Arial" w:cs="Nirmala UI"/>
+                <w:rFonts w:cs="Nirmala UI"/>
                 <w:b/>
                 <w:bCs/>
                 <w:color w:val="FFFFFF"/>
                 <w:sz w:val="24"/>
                 <w:szCs w:val="24"/>
               </w:rPr>
-              <w:t xml:space="preserve">TECHNOLOGY STACK</w:t>
-            </w:r>
-          </w:p>
-        </w:tc>
-        <w:tc>
-          <w:tcPr>
-            <w:tcW w:type="dxa" w:w="3489"/>
-            <w:shd w:fill="1960A3" w:color="auto" w:val="clear"/>
-            <w:tcMar>
-              <w:top w:type="dxa" w:w="80"/>
-              <w:left w:type="dxa" w:w="120"/>
-              <w:bottom w:type="dxa" w:w="80"/>
-              <w:right w:type="dxa" w:w="120"/>
+              <w:t>TECHNOLOGY STACK</w:t>
+            </w:r>
+          </w:p>
+        </w:tc>
+        <w:tc>
+          <w:tcPr>
+            <w:tcW w:w="3489" w:type="dxa"/>
+            <w:shd w:val="clear" w:color="auto" w:fill="1960A3"/>
+            <w:tcMar>
+              <w:top w:w="80" w:type="dxa"/>
+              <w:left w:w="120" w:type="dxa"/>
+              <w:bottom w:w="80" w:type="dxa"/>
+              <w:right w:w="120" w:type="dxa"/>
             </w:tcMar>
             <w:vAlign w:val="center"/>
           </w:tcPr>
           <w:p>
             <w:pPr>
-              <w:spacing w:before="0" w:after="0"/>
               <w:jc w:val="center"/>
             </w:pPr>
             <w:r>
               <w:rPr>
-                <w:rFonts w:ascii="Arial" w:hAnsi="Arial" w:cs="Nirmala UI"/>
+                <w:rFonts w:cs="Nirmala UI"/>
                 <w:b/>
                 <w:bCs/>
                 <w:color w:val="FFFFFF"/>
                 <w:sz w:val="24"/>
                 <w:szCs w:val="24"/>
               </w:rPr>
-              <w:t xml:space="preserve">KEY FEATURES</w:t>
-            </w:r>
-          </w:p>
-        </w:tc>
-        <w:tc>
-          <w:tcPr>
-            <w:tcW w:type="dxa" w:w="3488"/>
-            <w:shd w:fill="1960A3" w:color="auto" w:val="clear"/>
-            <w:tcMar>
-              <w:top w:type="dxa" w:w="80"/>
-              <w:left w:type="dxa" w:w="120"/>
-              <w:bottom w:type="dxa" w:w="80"/>
-              <w:right w:type="dxa" w:w="120"/>
+              <w:t>KEY FEATURES</w:t>
+            </w:r>
+          </w:p>
+        </w:tc>
+        <w:tc>
+          <w:tcPr>
+            <w:tcW w:w="3488" w:type="dxa"/>
+            <w:shd w:val="clear" w:color="auto" w:fill="1960A3"/>
+            <w:tcMar>
+              <w:top w:w="80" w:type="dxa"/>
+              <w:left w:w="120" w:type="dxa"/>
+              <w:bottom w:w="80" w:type="dxa"/>
+              <w:right w:w="120" w:type="dxa"/>
             </w:tcMar>
             <w:vAlign w:val="center"/>
           </w:tcPr>
           <w:p>
             <w:pPr>
-              <w:spacing w:before="0" w:after="0"/>
               <w:jc w:val="center"/>
             </w:pPr>
             <w:r>
               <w:rPr>
-                <w:rFonts w:ascii="Arial" w:hAnsi="Arial" w:cs="Nirmala UI"/>
+                <w:rFonts w:cs="Nirmala UI"/>
                 <w:b/>
                 <w:bCs/>
                 <w:color w:val="FFFFFF"/>
                 <w:sz w:val="24"/>
                 <w:szCs w:val="24"/>
               </w:rPr>
-              <w:t xml:space="preserve">APPLICATIONS</w:t>
+              <w:t>APPLICATIONS</w:t>
             </w:r>
           </w:p>
         </w:tc>
       </w:tr>
       <w:tr>
-        <w:tc>
-          <w:tcPr>
-            <w:tcW w:type="dxa" w:w="3489"/>
-            <w:shd w:fill="EFEDF1" w:color="auto" w:val="clear"/>
-            <w:tcMar>
-              <w:top w:type="dxa" w:w="80"/>
-              <w:left w:type="dxa" w:w="120"/>
-              <w:bottom w:type="dxa" w:w="80"/>
-              <w:right w:type="dxa" w:w="120"/>
-            </w:tcMar>
-            <w:vAlign w:val="top"/>
+        <w:tblPrEx>
+          <w:tblCellMar>
+            <w:top w:w="0" w:type="dxa"/>
+            <w:bottom w:w="0" w:type="dxa"/>
+          </w:tblCellMar>
+        </w:tblPrEx>
+        <w:tc>
+          <w:tcPr>
+            <w:tcW w:w="3489" w:type="dxa"/>
+            <w:shd w:val="clear" w:color="auto" w:fill="EFEDF1"/>
+            <w:tcMar>
+              <w:top w:w="80" w:type="dxa"/>
+              <w:left w:w="120" w:type="dxa"/>
+              <w:bottom w:w="80" w:type="dxa"/>
+              <w:right w:w="120" w:type="dxa"/>
+            </w:tcMar>
           </w:tcPr>
           <w:p>
             <w:pPr>
@@ -985,15 +980,15 @@
                 <w:ilvl w:val="0"/>
                 <w:numId w:val="2"/>
               </w:numPr>
-              <w:spacing w:before="0" w:after="40"/>
-            </w:pPr>
-            <w:r>
-              <w:rPr>
-                <w:rFonts w:ascii="Arial" w:hAnsi="Arial" w:cs="Nirmala UI"/>
+              <w:spacing w:after="40"/>
+            </w:pPr>
+            <w:r>
+              <w:rPr>
+                <w:rFonts w:cs="Nirmala UI"/>
                 <w:sz w:val="20"/>
                 <w:szCs w:val="20"/>
               </w:rPr>
-              <w:t xml:space="preserve">Frontend: React 19, TypeScript, Vite, Tailwind CSS</w:t>
+              <w:t>Frontend: React 19, TypeScript, Vite, Tailwind CSS</w:t>
             </w:r>
           </w:p>
           <w:p>
@@ -1003,15 +998,15 @@
                 <w:ilvl w:val="0"/>
                 <w:numId w:val="2"/>
               </w:numPr>
-              <w:spacing w:before="0" w:after="40"/>
-            </w:pPr>
-            <w:r>
-              <w:rPr>
-                <w:rFonts w:ascii="Arial" w:hAnsi="Arial" w:cs="Nirmala UI"/>
+              <w:spacing w:after="40"/>
+            </w:pPr>
+            <w:r>
+              <w:rPr>
+                <w:rFonts w:cs="Nirmala UI"/>
                 <w:sz w:val="20"/>
                 <w:szCs w:val="20"/>
               </w:rPr>
-              <w:t xml:space="preserve">Backend / DB: Node.js, Express, Prisma, PostgreSQL</w:t>
+              <w:t>Backend / DB: Node.js, Express, Prisma, PostgreSQL</w:t>
             </w:r>
           </w:p>
           <w:p>
@@ -1021,29 +1016,28 @@
                 <w:ilvl w:val="0"/>
                 <w:numId w:val="2"/>
               </w:numPr>
-              <w:spacing w:before="0" w:after="40"/>
-            </w:pPr>
-            <w:r>
-              <w:rPr>
-                <w:rFonts w:ascii="Arial" w:hAnsi="Arial" w:cs="Nirmala UI"/>
+              <w:spacing w:after="40"/>
+            </w:pPr>
+            <w:r>
+              <w:rPr>
+                <w:rFonts w:cs="Nirmala UI"/>
                 <w:sz w:val="20"/>
                 <w:szCs w:val="20"/>
               </w:rPr>
-              <w:t xml:space="preserve">Tools: Google OAuth, Zod, Groq AI (Hindi), Vitest (1,035 tests), GitHub Actions CI</w:t>
-            </w:r>
-          </w:p>
-        </w:tc>
-        <w:tc>
-          <w:tcPr>
-            <w:tcW w:type="dxa" w:w="3489"/>
-            <w:shd w:fill="EFEDF1" w:color="auto" w:val="clear"/>
-            <w:tcMar>
-              <w:top w:type="dxa" w:w="80"/>
-              <w:left w:type="dxa" w:w="120"/>
-              <w:bottom w:type="dxa" w:w="80"/>
-              <w:right w:type="dxa" w:w="120"/>
-            </w:tcMar>
-            <w:vAlign w:val="top"/>
+              <w:t>Tools: Google OAuth, Zod, Groq AI (Hindi), Vitest (1,035 tests), GitHub Actions CI</w:t>
+            </w:r>
+          </w:p>
+        </w:tc>
+        <w:tc>
+          <w:tcPr>
+            <w:tcW w:w="3489" w:type="dxa"/>
+            <w:shd w:val="clear" w:color="auto" w:fill="EFEDF1"/>
+            <w:tcMar>
+              <w:top w:w="80" w:type="dxa"/>
+              <w:left w:w="120" w:type="dxa"/>
+              <w:bottom w:w="80" w:type="dxa"/>
+              <w:right w:w="120" w:type="dxa"/>
+            </w:tcMar>
           </w:tcPr>
           <w:p>
             <w:pPr>
@@ -1052,15 +1046,15 @@
                 <w:ilvl w:val="0"/>
                 <w:numId w:val="2"/>
               </w:numPr>
-              <w:spacing w:before="0" w:after="40"/>
-            </w:pPr>
-            <w:r>
-              <w:rPr>
-                <w:rFonts w:ascii="Arial" w:hAnsi="Arial" w:cs="Nirmala UI"/>
+              <w:spacing w:after="40"/>
+            </w:pPr>
+            <w:r>
+              <w:rPr>
+                <w:rFonts w:cs="Nirmala UI"/>
                 <w:sz w:val="20"/>
                 <w:szCs w:val="20"/>
               </w:rPr>
-              <w:t xml:space="preserve">Eligibility check with match % and reasons, 100% matches first</w:t>
+              <w:t>Eligibility check with match % and reasons, 100% matches first</w:t>
             </w:r>
           </w:p>
           <w:p>
@@ -1070,15 +1064,15 @@
                 <w:ilvl w:val="0"/>
                 <w:numId w:val="2"/>
               </w:numPr>
-              <w:spacing w:before="0" w:after="40"/>
-            </w:pPr>
-            <w:r>
-              <w:rPr>
-                <w:rFonts w:ascii="Arial" w:hAnsi="Arial" w:cs="Nirmala UI"/>
+              <w:spacing w:after="40"/>
+            </w:pPr>
+            <w:r>
+              <w:rPr>
+                <w:rFonts w:cs="Nirmala UI"/>
                 <w:sz w:val="20"/>
                 <w:szCs w:val="20"/>
               </w:rPr>
-              <w:t xml:space="preserve">Search by 16 topics, state, age, income and occupation</w:t>
+              <w:t>Search by 16 topics, state, age, income and occupation</w:t>
             </w:r>
           </w:p>
           <w:p>
@@ -1088,15 +1082,15 @@
                 <w:ilvl w:val="0"/>
                 <w:numId w:val="2"/>
               </w:numPr>
-              <w:spacing w:before="0" w:after="40"/>
-            </w:pPr>
-            <w:r>
-              <w:rPr>
-                <w:rFonts w:ascii="Arial" w:hAnsi="Arial" w:cs="Nirmala UI"/>
+              <w:spacing w:after="40"/>
+            </w:pPr>
+            <w:r>
+              <w:rPr>
+                <w:rFonts w:cs="Nirmala UI"/>
                 <w:sz w:val="20"/>
                 <w:szCs w:val="20"/>
               </w:rPr>
-              <w:t xml:space="preserve">English and Hindi (Hindi labelled as machine-translated)</w:t>
+              <w:t>English and Hindi (Hindi labelled as machine-translated)</w:t>
             </w:r>
           </w:p>
           <w:p>
@@ -1106,29 +1100,28 @@
                 <w:ilvl w:val="0"/>
                 <w:numId w:val="2"/>
               </w:numPr>
-              <w:spacing w:before="0" w:after="40"/>
-            </w:pPr>
-            <w:r>
-              <w:rPr>
-                <w:rFonts w:ascii="Arial" w:hAnsi="Arial" w:cs="Nirmala UI"/>
+              <w:spacing w:after="40"/>
+            </w:pPr>
+            <w:r>
+              <w:rPr>
+                <w:rFonts w:cs="Nirmala UI"/>
                 <w:sz w:val="20"/>
                 <w:szCs w:val="20"/>
               </w:rPr>
-              <w:t xml:space="preserve">Profile suggestions, bookmarks, compare up to 3 schemes</w:t>
-            </w:r>
-          </w:p>
-        </w:tc>
-        <w:tc>
-          <w:tcPr>
-            <w:tcW w:type="dxa" w:w="3488"/>
-            <w:shd w:fill="EFEDF1" w:color="auto" w:val="clear"/>
-            <w:tcMar>
-              <w:top w:type="dxa" w:w="80"/>
-              <w:left w:type="dxa" w:w="120"/>
-              <w:bottom w:type="dxa" w:w="80"/>
-              <w:right w:type="dxa" w:w="120"/>
-            </w:tcMar>
-            <w:vAlign w:val="top"/>
+              <w:t>Profile suggestions, bookmarks, compare up to 3 schemes</w:t>
+            </w:r>
+          </w:p>
+        </w:tc>
+        <w:tc>
+          <w:tcPr>
+            <w:tcW w:w="3488" w:type="dxa"/>
+            <w:shd w:val="clear" w:color="auto" w:fill="EFEDF1"/>
+            <w:tcMar>
+              <w:top w:w="80" w:type="dxa"/>
+              <w:left w:w="120" w:type="dxa"/>
+              <w:bottom w:w="80" w:type="dxa"/>
+              <w:right w:w="120" w:type="dxa"/>
+            </w:tcMar>
           </w:tcPr>
           <w:p>
             <w:pPr>
@@ -1137,15 +1130,15 @@
                 <w:ilvl w:val="0"/>
                 <w:numId w:val="2"/>
               </w:numPr>
-              <w:spacing w:before="0" w:after="40"/>
-            </w:pPr>
-            <w:r>
-              <w:rPr>
-                <w:rFonts w:ascii="Arial" w:hAnsi="Arial" w:cs="Nirmala UI"/>
+              <w:spacing w:after="40"/>
+            </w:pPr>
+            <w:r>
+              <w:rPr>
+                <w:rFonts w:cs="Nirmala UI"/>
                 <w:sz w:val="20"/>
                 <w:szCs w:val="20"/>
               </w:rPr>
-              <w:t xml:space="preserve">Citizens finding the schemes they qualify for</w:t>
+              <w:t>Citizens finding the schemes they qualify for</w:t>
             </w:r>
           </w:p>
           <w:p>
@@ -1155,15 +1148,15 @@
                 <w:ilvl w:val="0"/>
                 <w:numId w:val="2"/>
               </w:numPr>
-              <w:spacing w:before="0" w:after="40"/>
-            </w:pPr>
-            <w:r>
-              <w:rPr>
-                <w:rFonts w:ascii="Arial" w:hAnsi="Arial" w:cs="Nirmala UI"/>
+              <w:spacing w:after="40"/>
+            </w:pPr>
+            <w:r>
+              <w:rPr>
+                <w:rFonts w:cs="Nirmala UI"/>
                 <w:sz w:val="20"/>
                 <w:szCs w:val="20"/>
               </w:rPr>
-              <w:t xml:space="preserve">Students and farmers looking for scholarships, subsidies and loans</w:t>
+              <w:t>Students and farmers looking for scholarships, subsidies and loans</w:t>
             </w:r>
           </w:p>
           <w:p>
@@ -1173,15 +1166,15 @@
                 <w:ilvl w:val="0"/>
                 <w:numId w:val="2"/>
               </w:numPr>
-              <w:spacing w:before="0" w:after="40"/>
-            </w:pPr>
-            <w:r>
-              <w:rPr>
-                <w:rFonts w:ascii="Arial" w:hAnsi="Arial" w:cs="Nirmala UI"/>
+              <w:spacing w:after="40"/>
+            </w:pPr>
+            <w:r>
+              <w:rPr>
+                <w:rFonts w:cs="Nirmala UI"/>
                 <w:sz w:val="20"/>
                 <w:szCs w:val="20"/>
               </w:rPr>
-              <w:t xml:space="preserve">NGOs and CSC operators helping people apply</w:t>
+              <w:t>NGOs and CSC operators helping people apply</w:t>
             </w:r>
           </w:p>
         </w:tc>
@@ -1189,34 +1182,39 @@
     </w:tbl>
     <w:p>
       <w:pPr>
-        <w:shd w:fill="1960A3" w:color="auto" w:val="clear"/>
-        <w:spacing w:before="200" w:after="0"/>
+        <w:shd w:val="clear" w:color="auto" w:fill="1960A3"/>
+        <w:spacing w:before="200"/>
         <w:jc w:val="center"/>
       </w:pPr>
       <w:r>
         <w:rPr>
-          <w:rFonts w:ascii="Arial" w:hAnsi="Arial" w:cs="Nirmala UI"/>
+          <w:rFonts w:cs="Nirmala UI"/>
           <w:b/>
           <w:bCs/>
           <w:color w:val="FFFFFF"/>
           <w:sz w:val="28"/>
           <w:szCs w:val="28"/>
         </w:rPr>
-        <w:t xml:space="preserve">APPLICATION SCREENSHOTS</w:t>
+        <w:t>APPLICATION SCREENSHOTS</w:t>
       </w:r>
     </w:p>
     <w:tbl>
       <w:tblPr>
-        <w:tblW w:type="dxa" w:w="10466"/>
+        <w:tblW w:w="10466" w:type="dxa"/>
         <w:tblBorders>
-          <w:top w:val="single" w:color="002045" w:sz="6"/>
-          <w:left w:val="single" w:color="002045" w:sz="6"/>
-          <w:bottom w:val="single" w:color="002045" w:sz="6"/>
-          <w:right w:val="single" w:color="002045" w:sz="6"/>
-          <w:insideH w:val="single" w:color="002045" w:sz="6"/>
-          <w:insideV w:val="single" w:color="002045" w:sz="6"/>
+          <w:top w:val="single" w:sz="6" w:space="0" w:color="002045"/>
+          <w:left w:val="single" w:sz="6" w:space="0" w:color="002045"/>
+          <w:bottom w:val="single" w:sz="6" w:space="0" w:color="002045"/>
+          <w:right w:val="single" w:sz="6" w:space="0" w:color="002045"/>
+          <w:insideH w:val="single" w:sz="6" w:space="0" w:color="002045"/>
+          <w:insideV w:val="single" w:sz="6" w:space="0" w:color="002045"/>
         </w:tblBorders>
         <w:tblLayout w:type="fixed"/>
+        <w:tblCellMar>
+          <w:left w:w="10" w:type="dxa"/>
+          <w:right w:w="10" w:type="dxa"/>
+        </w:tblCellMar>
+        <w:tblLook w:val="04A0" w:firstRow="1" w:lastRow="0" w:firstColumn="1" w:lastColumn="0" w:noHBand="0" w:noVBand="1"/>
       </w:tblPr>
       <w:tblGrid>
         <w:gridCol w:w="3489"/>
@@ -1224,29 +1222,38 @@
         <w:gridCol w:w="3488"/>
       </w:tblGrid>
       <w:tr>
-        <w:tc>
-          <w:tcPr>
-            <w:tcW w:type="dxa" w:w="3489"/>
-            <w:shd w:fill="FFFFFF" w:color="auto" w:val="clear"/>
-            <w:tcMar>
-              <w:top w:type="dxa" w:w="100"/>
-              <w:left w:type="dxa" w:w="120"/>
-              <w:bottom w:type="dxa" w:w="100"/>
-              <w:right w:type="dxa" w:w="120"/>
+        <w:tblPrEx>
+          <w:tblCellMar>
+            <w:top w:w="0" w:type="dxa"/>
+            <w:bottom w:w="0" w:type="dxa"/>
+          </w:tblCellMar>
+        </w:tblPrEx>
+        <w:tc>
+          <w:tcPr>
+            <w:tcW w:w="3489" w:type="dxa"/>
+            <w:shd w:val="clear" w:color="auto" w:fill="FFFFFF"/>
+            <w:tcMar>
+              <w:top w:w="100" w:type="dxa"/>
+              <w:left w:w="120" w:type="dxa"/>
+              <w:bottom w:w="100" w:type="dxa"/>
+              <w:right w:w="120" w:type="dxa"/>
             </w:tcMar>
             <w:vAlign w:val="center"/>
           </w:tcPr>
           <w:p>
             <w:pPr>
-              <w:spacing w:before="0" w:after="60"/>
+              <w:spacing w:after="60"/>
               <w:jc w:val="center"/>
             </w:pPr>
             <w:r>
+              <w:rPr>
+                <w:noProof/>
+              </w:rPr>
               <w:drawing>
-                <wp:inline distT="0" distB="0" distL="0" distR="0">
+                <wp:inline distT="0" distB="0" distL="0" distR="0" wp14:anchorId="45ACEA20" wp14:editId="159E98EE">
                   <wp:extent cx="2019300" cy="1514475"/>
-                  <wp:effectExtent t="0" r="0" b="0" l="0"/>
-                  <wp:docPr id="1" name="" descr="" title=""/>
+                  <wp:effectExtent l="0" t="0" r="0" b="0"/>
+                  <wp:docPr id="1288637805" name="Picture 1288637805"/>
                   <wp:cNvGraphicFramePr>
                     <a:graphicFrameLocks xmlns:a="http://schemas.openxmlformats.org/drawingml/2006/main" noChangeAspect="1"/>
                   </wp:cNvGraphicFramePr>
@@ -1254,13 +1261,13 @@
                     <a:graphicData uri="http://schemas.openxmlformats.org/drawingml/2006/picture">
                       <pic:pic xmlns:pic="http://schemas.openxmlformats.org/drawingml/2006/picture">
                         <pic:nvPicPr>
-                          <pic:cNvPr id="0" name="" descr=""/>
+                          <pic:cNvPr id="0" name=""/>
                           <pic:cNvPicPr>
                             <a:picLocks noChangeAspect="1" noChangeArrowheads="1"/>
                           </pic:cNvPicPr>
                         </pic:nvPicPr>
                         <pic:blipFill>
-                          <a:blip r:embed="rId7" cstate="none"/>
+                          <a:blip r:embed="rId6"/>
                           <a:srcRect/>
                           <a:stretch>
                             <a:fillRect/>
@@ -1284,45 +1291,66 @@
           </w:p>
           <w:p>
             <w:pPr>
-              <w:spacing w:before="0" w:after="0"/>
               <w:jc w:val="center"/>
             </w:pPr>
             <w:r>
               <w:rPr>
-                <w:rFonts w:ascii="Arial" w:hAnsi="Arial" w:cs="Nirmala UI"/>
+                <w:rFonts w:cs="Nirmala UI"/>
                 <w:b/>
                 <w:bCs/>
                 <w:color w:val="002045"/>
                 <w:sz w:val="18"/>
                 <w:szCs w:val="18"/>
               </w:rPr>
-              <w:t xml:space="preserve">Home – search 4,722 schemes</w:t>
-            </w:r>
-          </w:p>
-        </w:tc>
-        <w:tc>
-          <w:tcPr>
-            <w:tcW w:type="dxa" w:w="3489"/>
-            <w:shd w:fill="FFFFFF" w:color="auto" w:val="clear"/>
-            <w:tcMar>
-              <w:top w:type="dxa" w:w="100"/>
-              <w:left w:type="dxa" w:w="120"/>
-              <w:bottom w:type="dxa" w:w="100"/>
-              <w:right w:type="dxa" w:w="120"/>
+              <w:t xml:space="preserve">Home </w:t>
+            </w:r>
+            <w:r>
+              <w:rPr>
+                <w:rFonts w:cs="Nirmala UI"/>
+                <w:b/>
+                <w:bCs/>
+                <w:color w:val="002045"/>
+                <w:sz w:val="18"/>
+                <w:szCs w:val="18"/>
+              </w:rPr>
+              <w:t>-</w:t>
+            </w:r>
+            <w:r>
+              <w:rPr>
+                <w:rFonts w:cs="Nirmala UI"/>
+                <w:b/>
+                <w:bCs/>
+                <w:color w:val="002045"/>
+                <w:sz w:val="18"/>
+                <w:szCs w:val="18"/>
+              </w:rPr>
+              <w:t xml:space="preserve"> search 4,722 schemes</w:t>
+            </w:r>
+          </w:p>
+        </w:tc>
+        <w:tc>
+          <w:tcPr>
+            <w:tcW w:w="3489" w:type="dxa"/>
+            <w:shd w:val="clear" w:color="auto" w:fill="FFFFFF"/>
+            <w:tcMar>
+              <w:top w:w="100" w:type="dxa"/>
+              <w:left w:w="120" w:type="dxa"/>
+              <w:bottom w:w="100" w:type="dxa"/>
+              <w:right w:w="120" w:type="dxa"/>
             </w:tcMar>
             <w:vAlign w:val="center"/>
           </w:tcPr>
           <w:p>
             <w:pPr>
-              <w:spacing w:before="0" w:after="60"/>
+              <w:spacing w:after="60"/>
               <w:jc w:val="center"/>
             </w:pPr>
             <w:r>
               <w:drawing>
-                <wp:inline distT="0" distB="0" distL="0" distR="0">
-                  <wp:extent cx="2019300" cy="1514475"/>
-                  <wp:effectExtent t="0" r="0" b="0" l="0"/>
-                  <wp:docPr id="1" name="" descr="" title=""/>
+                <wp:inline distT="0" distB="0" distL="0" distR="0" wp14:anchorId="74CDADD8" wp14:editId="11931D39">
+                  <wp:extent cx="2063115" cy="1367155"/>
+                  <wp:effectExtent l="0" t="0" r="0" b="4445"/>
+                  <wp:docPr id="292030178" name="Picture 1"/>
                   <wp:cNvGraphicFramePr>
                     <a:graphicFrameLocks xmlns:a="http://schemas.openxmlformats.org/drawingml/2006/main" noChangeAspect="1"/>
                   </wp:cNvGraphicFramePr>
@@ -1330,22 +1358,19 @@
                     <a:graphicData uri="http://schemas.openxmlformats.org/drawingml/2006/picture">
                       <pic:pic xmlns:pic="http://schemas.openxmlformats.org/drawingml/2006/picture">
                         <pic:nvPicPr>
-                          <pic:cNvPr id="0" name="" descr=""/>
-                          <pic:cNvPicPr>
-                            <a:picLocks noChangeAspect="1" noChangeArrowheads="1"/>
-                          </pic:cNvPicPr>
+                          <pic:cNvPr id="292030178" name=""/>
+                          <pic:cNvPicPr/>
                         </pic:nvPicPr>
                         <pic:blipFill>
-                          <a:blip r:embed="rId8" cstate="none"/>
-                          <a:srcRect/>
+                          <a:blip r:embed="rId7"/>
                           <a:stretch>
                             <a:fillRect/>
                           </a:stretch>
                         </pic:blipFill>
-                        <pic:spPr bwMode="auto">
+                        <pic:spPr>
                           <a:xfrm>
                             <a:off x="0" y="0"/>
-                            <a:ext cx="2019300" cy="1514475"/>
+                            <a:ext cx="2063115" cy="1367155"/>
                           </a:xfrm>
                           <a:prstGeom prst="rect">
                             <a:avLst/>
@@ -1360,45 +1385,74 @@
           </w:p>
           <w:p>
             <w:pPr>
-              <w:spacing w:before="0" w:after="0"/>
               <w:jc w:val="center"/>
             </w:pPr>
             <w:r>
               <w:rPr>
-                <w:rFonts w:ascii="Arial" w:hAnsi="Arial" w:cs="Nirmala UI"/>
+                <w:rFonts w:cs="Nirmala UI"/>
                 <w:b/>
                 <w:bCs/>
                 <w:color w:val="002045"/>
                 <w:sz w:val="18"/>
                 <w:szCs w:val="18"/>
               </w:rPr>
-              <w:t xml:space="preserve">Eligibility check – 100% matches first</w:t>
-            </w:r>
-          </w:p>
-        </w:tc>
-        <w:tc>
-          <w:tcPr>
-            <w:tcW w:type="dxa" w:w="3488"/>
-            <w:shd w:fill="FFFFFF" w:color="auto" w:val="clear"/>
-            <w:tcMar>
-              <w:top w:type="dxa" w:w="100"/>
-              <w:left w:type="dxa" w:w="120"/>
-              <w:bottom w:type="dxa" w:w="100"/>
-              <w:right w:type="dxa" w:w="120"/>
+              <w:t xml:space="preserve">Eligibility check </w:t>
+            </w:r>
+            <w:r>
+              <w:rPr>
+                <w:rFonts w:cs="Nirmala UI"/>
+                <w:b/>
+                <w:bCs/>
+                <w:color w:val="002045"/>
+                <w:sz w:val="18"/>
+                <w:szCs w:val="18"/>
+              </w:rPr>
+              <w:t>-</w:t>
+            </w:r>
+            <w:r>
+              <w:rPr>
+                <w:rFonts w:cs="Nirmala UI"/>
+                <w:b/>
+                <w:bCs/>
+                <w:color w:val="002045"/>
+                <w:sz w:val="18"/>
+                <w:szCs w:val="18"/>
+              </w:rPr>
+              <w:t xml:space="preserve"> 100% matches first</w:t>
+            </w:r>
+          </w:p>
+        </w:tc>
+        <w:tc>
+          <w:tcPr>
+            <w:tcW w:w="3488" w:type="dxa"/>
+            <w:shd w:val="clear" w:color="auto" w:fill="FFFFFF"/>
+            <w:tcMar>
+              <w:top w:w="100" w:type="dxa"/>
+              <w:left w:w="120" w:type="dxa"/>
+              <w:bottom w:w="100" w:type="dxa"/>
+              <w:right w:w="120" w:type="dxa"/>
             </w:tcMar>
             <w:vAlign w:val="center"/>
           </w:tcPr>
           <w:p>
             <w:pPr>
-              <w:spacing w:before="0" w:after="60"/>
+              <w:spacing w:after="60"/>
               <w:jc w:val="center"/>
             </w:pPr>
             <w:r>
               <w:drawing>
-                <wp:inline distT="0" distB="0" distL="0" distR="0">
-                  <wp:extent cx="2019300" cy="1514475"/>
-                  <wp:effectExtent t="0" r="0" b="0" l="0"/>
-                  <wp:docPr id="1" name="" descr="" title=""/>
+                <wp:anchor distT="0" distB="0" distL="114300" distR="114300" simplePos="0" relativeHeight="251658240" behindDoc="1" locked="0" layoutInCell="1" allowOverlap="1" wp14:anchorId="3E6E0155" wp14:editId="7AB03C00">
+                  <wp:simplePos x="0" y="0"/>
+                  <wp:positionH relativeFrom="column">
+                    <wp:posOffset>-32385</wp:posOffset>
+                  </wp:positionH>
+                  <wp:positionV relativeFrom="paragraph">
+                    <wp:posOffset>-1470025</wp:posOffset>
+                  </wp:positionV>
+                  <wp:extent cx="2190115" cy="1459865"/>
+                  <wp:effectExtent l="0" t="0" r="0" b="6985"/>
+                  <wp:wrapSquare wrapText="bothSides"/>
+                  <wp:docPr id="2102446277" name="Picture 1"/>
                   <wp:cNvGraphicFramePr>
                     <a:graphicFrameLocks xmlns:a="http://schemas.openxmlformats.org/drawingml/2006/main" noChangeAspect="1"/>
                   </wp:cNvGraphicFramePr>
@@ -1406,14 +1460,18 @@
                     <a:graphicData uri="http://schemas.openxmlformats.org/drawingml/2006/picture">
                       <pic:pic xmlns:pic="http://schemas.openxmlformats.org/drawingml/2006/picture">
                         <pic:nvPicPr>
-                          <pic:cNvPr id="0" name="" descr=""/>
-                          <pic:cNvPicPr>
-                            <a:picLocks noChangeAspect="1" noChangeArrowheads="1"/>
-                          </pic:cNvPicPr>
+                          <pic:cNvPr id="2102446277" name=""/>
+                          <pic:cNvPicPr/>
                         </pic:nvPicPr>
-                        <pic:blipFill>
-                          <a:blip r:embed="rId9" cstate="none"/>
-                          <a:srcRect/>
+                        <pic:blipFill rotWithShape="1">
+                          <a:blip r:embed="rId8" cstate="print">
+                            <a:extLst>
+                              <a:ext uri="{28A0092B-C50C-407E-A947-70E740481C1C}">
+                                <a14:useLocalDpi xmlns:a14="http://schemas.microsoft.com/office/drawing/2010/main" val="0"/>
+                              </a:ext>
+                            </a:extLst>
+                          </a:blip>
+                          <a:srcRect l="19697" r="-2525"/>
                           <a:stretch>
                             <a:fillRect/>
                           </a:stretch>
@@ -1421,34 +1479,64 @@
                         <pic:spPr bwMode="auto">
                           <a:xfrm>
                             <a:off x="0" y="0"/>
-                            <a:ext cx="2019300" cy="1514475"/>
+                            <a:ext cx="2190115" cy="1459865"/>
                           </a:xfrm>
                           <a:prstGeom prst="rect">
                             <a:avLst/>
                           </a:prstGeom>
+                          <a:ln>
+                            <a:noFill/>
+                          </a:ln>
+                          <a:extLst>
+                            <a:ext uri="{53640926-AAD7-44D8-BBD7-CCE9431645EC}">
+                              <a14:shadowObscured xmlns:a14="http://schemas.microsoft.com/office/drawing/2010/main"/>
+                            </a:ext>
+                          </a:extLst>
                         </pic:spPr>
                       </pic:pic>
                     </a:graphicData>
                   </a:graphic>
-                </wp:inline>
+                  <wp14:sizeRelH relativeFrom="margin">
+                    <wp14:pctWidth>0</wp14:pctWidth>
+                  </wp14:sizeRelH>
+                  <wp14:sizeRelV relativeFrom="margin">
+                    <wp14:pctHeight>0</wp14:pctHeight>
+                  </wp14:sizeRelV>
+                </wp:anchor>
               </w:drawing>
             </w:r>
-          </w:p>
-          <w:p>
-            <w:pPr>
-              <w:spacing w:before="0" w:after="0"/>
-              <w:jc w:val="center"/>
-            </w:pPr>
-            <w:r>
-              <w:rPr>
-                <w:rFonts w:ascii="Arial" w:hAnsi="Arial" w:cs="Nirmala UI"/>
+            <w:r>
+              <w:rPr>
+                <w:rFonts w:cs="Nirmala UI"/>
                 <w:b/>
                 <w:bCs/>
                 <w:color w:val="002045"/>
                 <w:sz w:val="18"/>
                 <w:szCs w:val="18"/>
               </w:rPr>
-              <w:t xml:space="preserve">Hindi interface (हिन्दी)</w:t>
+              <w:t>Hindi interface (</w:t>
+            </w:r>
+            <w:r>
+              <w:rPr>
+                <w:rFonts w:ascii="Nirmala UI" w:hAnsi="Nirmala UI" w:cs="Nirmala UI"/>
+                <w:b/>
+                <w:bCs/>
+                <w:color w:val="002045"/>
+                <w:sz w:val="18"/>
+                <w:szCs w:val="18"/>
+              </w:rPr>
+              <w:t>हिन्दी</w:t>
+            </w:r>
+            <w:r>
+              <w:rPr>
+                <w:rFonts w:cs="Nirmala UI"/>
+                <w:b/>
+                <w:bCs/>
+                <w:color w:val="002045"/>
+                <w:sz w:val="18"/>
+                <w:szCs w:val="18"/>
+              </w:rPr>
+              <w:t>)</w:t>
             </w:r>
           </w:p>
         </w:tc>
@@ -1456,60 +1544,60 @@
     </w:tbl>
     <w:p>
       <w:pPr>
-        <w:spacing w:before="100" w:after="0"/>
+        <w:spacing w:before="100"/>
       </w:pPr>
-      <w:r>
-        <w:rPr>
-          <w:rFonts w:ascii="Arial" w:hAnsi="Arial" w:cs="Nirmala UI"/>
-          <w:sz w:val="8"/>
-          <w:szCs w:val="8"/>
-        </w:rPr>
-        <w:t xml:space="preserve"/>
-      </w:r>
     </w:p>
     <w:tbl>
       <w:tblPr>
-        <w:tblW w:type="dxa" w:w="10466"/>
+        <w:tblW w:w="10466" w:type="dxa"/>
         <w:tblBorders>
-          <w:top w:val="none" w:color="FFFFFF" w:sz="0"/>
-          <w:left w:val="none" w:color="FFFFFF" w:sz="0"/>
-          <w:bottom w:val="none" w:color="FFFFFF" w:sz="0"/>
-          <w:right w:val="none" w:color="FFFFFF" w:sz="0"/>
-          <w:insideH w:val="none" w:color="FFFFFF" w:sz="0"/>
-          <w:insideV w:val="none" w:color="FFFFFF" w:sz="0"/>
+          <w:top w:val="none" w:sz="0" w:space="0" w:color="FFFFFF"/>
+          <w:left w:val="none" w:sz="0" w:space="0" w:color="FFFFFF"/>
+          <w:bottom w:val="none" w:sz="0" w:space="0" w:color="FFFFFF"/>
+          <w:right w:val="none" w:sz="0" w:space="0" w:color="FFFFFF"/>
+          <w:insideH w:val="none" w:sz="0" w:space="0" w:color="FFFFFF"/>
+          <w:insideV w:val="none" w:sz="0" w:space="0" w:color="FFFFFF"/>
         </w:tblBorders>
         <w:tblLayout w:type="fixed"/>
+        <w:tblCellMar>
+          <w:left w:w="10" w:type="dxa"/>
+          <w:right w:w="10" w:type="dxa"/>
+        </w:tblCellMar>
+        <w:tblLook w:val="04A0" w:firstRow="1" w:lastRow="0" w:firstColumn="1" w:lastColumn="0" w:noHBand="0" w:noVBand="1"/>
       </w:tblPr>
       <w:tblGrid>
         <w:gridCol w:w="10466"/>
       </w:tblGrid>
       <w:tr>
-        <w:tc>
-          <w:tcPr>
-            <w:tcW w:type="dxa" w:w="10466"/>
-            <w:shd w:fill="1960A3" w:color="auto" w:val="clear"/>
-            <w:tcMar>
-              <w:top w:type="dxa" w:w="100"/>
-              <w:left w:type="dxa" w:w="120"/>
-              <w:bottom w:type="dxa" w:w="100"/>
-              <w:right w:type="dxa" w:w="120"/>
+        <w:tblPrEx>
+          <w:tblCellMar>
+            <w:top w:w="0" w:type="dxa"/>
+            <w:bottom w:w="0" w:type="dxa"/>
+          </w:tblCellMar>
+        </w:tblPrEx>
+        <w:tc>
+          <w:tcPr>
+            <w:tcW w:w="10466" w:type="dxa"/>
+            <w:shd w:val="clear" w:color="auto" w:fill="1960A3"/>
+            <w:tcMar>
+              <w:top w:w="100" w:type="dxa"/>
+              <w:left w:w="120" w:type="dxa"/>
+              <w:bottom w:w="100" w:type="dxa"/>
+              <w:right w:w="120" w:type="dxa"/>
             </w:tcMar>
             <w:vAlign w:val="center"/>
           </w:tcPr>
           <w:p>
-            <w:pPr>
-              <w:spacing w:before="0" w:after="0"/>
-            </w:pPr>
-            <w:r>
-              <w:rPr>
-                <w:rFonts w:ascii="Arial" w:hAnsi="Arial" w:cs="Nirmala UI"/>
+            <w:r>
+              <w:rPr>
+                <w:rFonts w:cs="Nirmala UI"/>
                 <w:b/>
                 <w:bCs/>
                 <w:color w:val="FFFFFF"/>
                 <w:sz w:val="26"/>
                 <w:szCs w:val="26"/>
               </w:rPr>
-              <w:t xml:space="preserve">TARGET INDUSTRY / SECTOR :   E-Governance / Social Welfare (GovTech)</w:t>
+              <w:t>TARGET INDUSTRY / SECTOR :   E-Governance / Social Welfare (GovTech)</w:t>
             </w:r>
           </w:p>
         </w:tc>
@@ -1517,61 +1605,61 @@
     </w:tbl>
     <w:p>
       <w:pPr>
-        <w:spacing w:before="60" w:after="0"/>
+        <w:spacing w:before="60"/>
       </w:pPr>
-      <w:r>
-        <w:rPr>
-          <w:rFonts w:ascii="Arial" w:hAnsi="Arial" w:cs="Nirmala UI"/>
-          <w:sz w:val="8"/>
-          <w:szCs w:val="8"/>
-        </w:rPr>
-        <w:t xml:space="preserve"/>
-      </w:r>
     </w:p>
     <w:tbl>
       <w:tblPr>
-        <w:tblW w:type="dxa" w:w="10466"/>
+        <w:tblW w:w="10466" w:type="dxa"/>
         <w:tblBorders>
-          <w:top w:val="none" w:color="FFFFFF" w:sz="0"/>
-          <w:left w:val="none" w:color="FFFFFF" w:sz="0"/>
-          <w:bottom w:val="none" w:color="FFFFFF" w:sz="0"/>
-          <w:right w:val="none" w:color="FFFFFF" w:sz="0"/>
-          <w:insideH w:val="none" w:color="FFFFFF" w:sz="0"/>
-          <w:insideV w:val="none" w:color="FFFFFF" w:sz="0"/>
+          <w:top w:val="none" w:sz="0" w:space="0" w:color="FFFFFF"/>
+          <w:left w:val="none" w:sz="0" w:space="0" w:color="FFFFFF"/>
+          <w:bottom w:val="none" w:sz="0" w:space="0" w:color="FFFFFF"/>
+          <w:right w:val="none" w:sz="0" w:space="0" w:color="FFFFFF"/>
+          <w:insideH w:val="none" w:sz="0" w:space="0" w:color="FFFFFF"/>
+          <w:insideV w:val="none" w:sz="0" w:space="0" w:color="FFFFFF"/>
         </w:tblBorders>
         <w:tblLayout w:type="fixed"/>
+        <w:tblCellMar>
+          <w:left w:w="10" w:type="dxa"/>
+          <w:right w:w="10" w:type="dxa"/>
+        </w:tblCellMar>
+        <w:tblLook w:val="04A0" w:firstRow="1" w:lastRow="0" w:firstColumn="1" w:lastColumn="0" w:noHBand="0" w:noVBand="1"/>
       </w:tblPr>
       <w:tblGrid>
         <w:gridCol w:w="10466"/>
       </w:tblGrid>
       <w:tr>
-        <w:tc>
-          <w:tcPr>
-            <w:tcW w:type="dxa" w:w="10466"/>
-            <w:shd w:fill="002045" w:color="auto" w:val="clear"/>
-            <w:tcMar>
-              <w:top w:type="dxa" w:w="80"/>
-              <w:left w:type="dxa" w:w="120"/>
-              <w:bottom w:type="dxa" w:w="80"/>
-              <w:right w:type="dxa" w:w="120"/>
+        <w:tblPrEx>
+          <w:tblCellMar>
+            <w:top w:w="0" w:type="dxa"/>
+            <w:bottom w:w="0" w:type="dxa"/>
+          </w:tblCellMar>
+        </w:tblPrEx>
+        <w:tc>
+          <w:tcPr>
+            <w:tcW w:w="10466" w:type="dxa"/>
+            <w:shd w:val="clear" w:color="auto" w:fill="002045"/>
+            <w:tcMar>
+              <w:top w:w="80" w:type="dxa"/>
+              <w:left w:w="120" w:type="dxa"/>
+              <w:bottom w:w="80" w:type="dxa"/>
+              <w:right w:w="120" w:type="dxa"/>
             </w:tcMar>
             <w:vAlign w:val="center"/>
           </w:tcPr>
           <w:p>
             <w:pPr>
-              <w:spacing w:before="0" w:after="0"/>
               <w:jc w:val="center"/>
             </w:pPr>
             <w:r>
               <w:rPr>
-                <w:rFonts w:ascii="Arial" w:hAnsi="Arial" w:cs="Nirmala UI"/>
+                <w:rFonts w:cs="Nirmala UI"/>
                 <w:b/>
                 <w:bCs/>
                 <w:color w:val="FFFFFF"/>
-                <w:sz w:val="22"/>
-                <w:szCs w:val="22"/>
-              </w:rPr>
-              <w:t xml:space="preserve">DEPARTMENT OF COMPUTER SCIENCE &amp; ENGINEERING  |  CSPIT, CHARUSAT</w:t>
+              </w:rPr>
+              <w:t>DEPARTMENT OF COMPUTER SCIENCE &amp; ENGINEERING  |  CSPIT, CHARUSAT</w:t>
             </w:r>
           </w:p>
         </w:tc>
@@ -1579,72 +1667,80 @@
     </w:tbl>
     <w:p>
       <w:pPr>
-        <w:spacing w:before="0" w:after="0" w:line="20" w:lineRule="exact"/>
+        <w:spacing w:line="20" w:lineRule="exact"/>
       </w:pPr>
-      <w:r>
-        <w:rPr>
-          <w:sz w:val="2"/>
-          <w:szCs w:val="2"/>
-        </w:rPr>
-        <w:t xml:space="preserve"/>
-      </w:r>
     </w:p>
     <w:sectPr>
-      <w:pgSz w:w="11906" w:h="16838" w:orient="portrait"/>
+      <w:pgSz w:w="11906" w:h="16838"/>
       <w:pgMar w:top="600" w:right="720" w:bottom="500" w:left="720" w:header="708" w:footer="708" w:gutter="0"/>
-      <w:pgNumType/>
+      <w:cols w:space="720"/>
       <w:docGrid w:linePitch="360"/>
     </w:sectPr>
   </w:body>
 </w:document>
 </file>
 
-<file path=word/comments.xml><?xml version="1.0" encoding="utf-8"?>
-<w:comments xmlns:cx="http://schemas.microsoft.com/office/drawing/2014/chartex" xmlns:cx1="http://schemas.microsoft.com/office/drawing/2015/9/8/chartex" xmlns:cx2="http://schemas.microsoft.com/office/drawing/2015/10/21/chartex" xmlns:cx3="http://schemas.microsoft.com/office/drawing/2016/5/9/chartex" xmlns:cx4="http://schemas.microsoft.com/office/drawing/2016/5/10/chartex" xmlns:cx5="http://schemas.microsoft.com/office/drawing/2016/5/11/chartex" xmlns:cx6="http://schemas.microsoft.com/office/drawing/2016/5/12/chartex" xmlns:cx7="http://schemas.microsoft.com/office/drawing/2016/5/13/chartex" xmlns:cx8="http://schemas.microsoft.com/office/drawing/2016/5/14/chartex" xmlns:mc="http://schemas.openxmlformats.org/markup-compatibility/2006" xmlns:aink="http://schemas.microsoft.com/office/drawing/2016/ink" xmlns:am3d="http://schemas.microsoft.com/office/drawing/2017/model3d" xmlns:o="urn:schemas-microsoft-com:office:office" xmlns:r="http://schemas.openxmlformats.org/officeDocument/2006/relationships" xmlns:m="http://schemas.openxmlformats.org/officeDocument/2006/math" xmlns:v="urn:schemas-microsoft-com:vml" xmlns:wp14="http://schemas.microsoft.com/office/word/2010/wordprocessingDrawing" xmlns:wp="http://schemas.openxmlformats.org/drawingml/2006/wordprocessingDrawing" xmlns:w10="urn:schemas-microsoft-com:office:word" xmlns:w="http://schemas.openxmlformats.org/wordprocessingml/2006/main" xmlns:w14="http://schemas.microsoft.com/office/word/2010/wordml" xmlns:w15="http://schemas.microsoft.com/office/word/2012/wordml" xmlns:w16cex="http://schemas.microsoft.com/office/word/2018/wordml/cex" xmlns:w16cid="http://schemas.microsoft.com/office/word/2016/wordml/cid" xmlns:w16="http://schemas.microsoft.com/office/word/2018/wordml" xmlns:w16sdtdh="http://schemas.microsoft.com/office/word/2020/wordml/sdtdatahash" xmlns:w16se="http://schemas.microsoft.com/office/word/2015/wordml/symex" xmlns:wpg="http://schemas.microsoft.com/office/word/2010/wordprocessingGroup" xmlns:wpi="http://schemas.microsoft.com/office/word/2010/wordprocessingInk" xmlns:wne="http://schemas.microsoft.com/office/word/2006/wordml" xmlns:wps="http://schemas.microsoft.com/office/word/2010/wordprocessingShape"/>
-</file>
-
-<file path=word/footnotes.xml><?xml version="1.0" encoding="utf-8"?>
-<w:footnotes xmlns:wpc="http://schemas.microsoft.com/office/word/2010/wordprocessingCanvas" xmlns:mc="http://schemas.openxmlformats.org/markup-compatibility/2006" xmlns:o="urn:schemas-microsoft-com:office:office" xmlns:r="http://schemas.openxmlformats.org/officeDocument/2006/relationships" xmlns:m="http://schemas.openxmlformats.org/officeDocument/2006/math" xmlns:v="urn:schemas-microsoft-com:vml" xmlns:wp14="http://schemas.microsoft.com/office/word/2010/wordprocessingDrawing" xmlns:wp="http://schemas.openxmlformats.org/drawingml/2006/wordprocessingDrawing" xmlns:w10="urn:schemas-microsoft-com:office:word" xmlns:w="http://schemas.openxmlformats.org/wordprocessingml/2006/main" xmlns:w14="http://schemas.microsoft.com/office/word/2010/wordml" xmlns:w15="http://schemas.microsoft.com/office/word/2012/wordml" xmlns:wpg="http://schemas.microsoft.com/office/word/2010/wordprocessingGroup" xmlns:wpi="http://schemas.microsoft.com/office/word/2010/wordprocessingInk" xmlns:wne="http://schemas.microsoft.com/office/word/2006/wordml" xmlns:wps="http://schemas.microsoft.com/office/word/2010/wordprocessingShape" mc:Ignorable="w14 w15 wp14">
-  <w:footnote w:type="separator" w:id="-1">
-    <w:p>
+<file path=word/numbering.xml><?xml version="1.0" encoding="utf-8"?>
+<w:numbering xmlns:wpc="http://schemas.microsoft.com/office/word/2010/wordprocessingCanvas" xmlns:cx="http://schemas.microsoft.com/office/drawing/2014/chartex" xmlns:cx1="http://schemas.microsoft.com/office/drawing/2015/9/8/chartex" xmlns:cx2="http://schemas.microsoft.com/office/drawing/2015/10/21/chartex" xmlns:cx3="http://schemas.microsoft.com/office/drawing/2016/5/9/chartex" xmlns:cx4="http://schemas.microsoft.com/office/drawing/2016/5/10/chartex" xmlns:cx5="http://schemas.microsoft.com/office/drawing/2016/5/11/chartex" xmlns:cx6="http://schemas.microsoft.com/office/drawing/2016/5/12/chartex" xmlns:cx7="http://schemas.microsoft.com/office/drawing/2016/5/13/chartex" xmlns:cx8="http://schemas.microsoft.com/office/drawing/2016/5/14/chartex" xmlns:mc="http://schemas.openxmlformats.org/markup-compatibility/2006" xmlns:aink="http://schemas.microsoft.com/office/drawing/2016/ink" xmlns:am3d="http://schemas.microsoft.com/office/drawing/2017/model3d" xmlns:o="urn:schemas-microsoft-com:office:office" xmlns:oel="http://schemas.microsoft.com/office/2019/extlst" xmlns:r="http://schemas.openxmlformats.org/officeDocument/2006/relationships" xmlns:m="http://schemas.openxmlformats.org/officeDocument/2006/math" xmlns:v="urn:schemas-microsoft-com:vml" xmlns:wp14="http://schemas.microsoft.com/office/word/2010/wordprocessingDrawing" xmlns:wp="http://schemas.openxmlformats.org/drawingml/2006/wordprocessingDrawing" xmlns:w10="urn:schemas-microsoft-com:office:word" xmlns:w="http://schemas.openxmlformats.org/wordprocessingml/2006/main" xmlns:w14="http://schemas.microsoft.com/office/word/2010/wordml" xmlns:w15="http://schemas.microsoft.com/office/word/2012/wordml" xmlns:w16cex="http://schemas.microsoft.com/office/word/2018/wordml/cex" xmlns:w16cid="http://schemas.microsoft.com/office/word/2016/wordml/cid" xmlns:w16="http://schemas.microsoft.com/office/word/2018/wordml" xmlns:w16du="http://schemas.microsoft.com/office/word/2023/wordml/word16du" xmlns:w16sdtdh="http://schemas.microsoft.com/office/word/2020/wordml/sdtdatahash" xmlns:w16sdtfl="http://schemas.microsoft.com/office/word/2024/wordml/sdtformatlock" xmlns:w16se="http://schemas.microsoft.com/office/word/2015/wordml/symex" xmlns:wpg="http://schemas.microsoft.com/office/word/2010/wordprocessingGroup" xmlns:wpi="http://schemas.microsoft.com/office/word/2010/wordprocessingInk" xmlns:wne="http://schemas.microsoft.com/office/word/2006/wordml" xmlns:wps="http://schemas.microsoft.com/office/word/2010/wordprocessingShape" mc:Ignorable="w14 w15 w16se w16cid w16 w16cex w16sdtdh w16sdtfl w16du wp14">
+  <w:abstractNum w:abstractNumId="0" w15:restartNumberingAfterBreak="0">
+    <w:nsid w:val="0AE0635F"/>
+    <w:multiLevelType w:val="hybridMultilevel"/>
+    <w:tmpl w:val="F0F0C234"/>
+    <w:lvl w:ilvl="0" w:tplc="E3B2DC4C">
+      <w:start w:val="1"/>
+      <w:numFmt w:val="bullet"/>
+      <w:lvlText w:val="•"/>
+      <w:lvlJc w:val="left"/>
       <w:pPr>
-        <w:spacing w:after="0" w:line="240" w:lineRule="auto"/>
+        <w:ind w:left="300" w:hanging="220"/>
       </w:pPr>
-      <w:r>
-        <w:rPr>
-          <w:rStyle w:val="FootnoteReference"/>
-        </w:rPr>
-        <w:footnoteRef/>
-      </w:r>
-      <w:r>
-        <w:separator/>
-      </w:r>
-    </w:p>
-  </w:footnote>
-  <w:footnote w:type="continuationSeparator" w:id="0">
-    <w:p>
-      <w:pPr>
-        <w:spacing w:after="0" w:line="240" w:lineRule="auto"/>
-      </w:pPr>
-      <w:r>
-        <w:rPr>
-          <w:rStyle w:val="FootnoteReference"/>
-        </w:rPr>
-        <w:footnoteRef/>
-      </w:r>
-      <w:r>
-        <w:continuationSeparator/>
-      </w:r>
-    </w:p>
-  </w:footnote>
-</w:footnotes>
-</file>
-
-<file path=word/numbering.xml><?xml version="1.0" encoding="utf-8"?>
-<w:numbering xmlns:wpc="http://schemas.microsoft.com/office/word/2010/wordprocessingCanvas" xmlns:mc="http://schemas.openxmlformats.org/markup-compatibility/2006" xmlns:o="urn:schemas-microsoft-com:office:office" xmlns:r="http://schemas.openxmlformats.org/officeDocument/2006/relationships" xmlns:m="http://schemas.openxmlformats.org/officeDocument/2006/math" xmlns:v="urn:schemas-microsoft-com:vml" xmlns:wp14="http://schemas.microsoft.com/office/word/2010/wordprocessingDrawing" xmlns:wp="http://schemas.openxmlformats.org/drawingml/2006/wordprocessingDrawing" xmlns:w10="urn:schemas-microsoft-com:office:word" xmlns:w="http://schemas.openxmlformats.org/wordprocessingml/2006/main" xmlns:w14="http://schemas.microsoft.com/office/word/2010/wordml" xmlns:w15="http://schemas.microsoft.com/office/word/2012/wordml" xmlns:wpg="http://schemas.microsoft.com/office/word/2010/wordprocessingGroup" xmlns:wpi="http://schemas.microsoft.com/office/word/2010/wordprocessingInk" xmlns:wne="http://schemas.microsoft.com/office/word/2006/wordml" xmlns:wps="http://schemas.microsoft.com/office/word/2010/wordprocessingShape" mc:Ignorable="w14 w15 wp14">
+    </w:lvl>
+    <w:lvl w:ilvl="1" w:tplc="C9C422AE">
+      <w:numFmt w:val="decimal"/>
+      <w:lvlText w:val=""/>
+      <w:lvlJc w:val="left"/>
+    </w:lvl>
+    <w:lvl w:ilvl="2" w:tplc="E85C9AC8">
+      <w:numFmt w:val="decimal"/>
+      <w:lvlText w:val=""/>
+      <w:lvlJc w:val="left"/>
+    </w:lvl>
+    <w:lvl w:ilvl="3" w:tplc="6EE0F128">
+      <w:numFmt w:val="decimal"/>
+      <w:lvlText w:val=""/>
+      <w:lvlJc w:val="left"/>
+    </w:lvl>
+    <w:lvl w:ilvl="4" w:tplc="32A41904">
+      <w:numFmt w:val="decimal"/>
+      <w:lvlText w:val=""/>
+      <w:lvlJc w:val="left"/>
+    </w:lvl>
+    <w:lvl w:ilvl="5" w:tplc="F7CE2804">
+      <w:numFmt w:val="decimal"/>
+      <w:lvlText w:val=""/>
+      <w:lvlJc w:val="left"/>
+    </w:lvl>
+    <w:lvl w:ilvl="6" w:tplc="9CE6C782">
+      <w:numFmt w:val="decimal"/>
+      <w:lvlText w:val=""/>
+      <w:lvlJc w:val="left"/>
+    </w:lvl>
+    <w:lvl w:ilvl="7" w:tplc="45C2AF2C">
+      <w:numFmt w:val="decimal"/>
+      <w:lvlText w:val=""/>
+      <w:lvlJc w:val="left"/>
+    </w:lvl>
+    <w:lvl w:ilvl="8" w:tplc="D88E45E6">
+      <w:numFmt w:val="decimal"/>
+      <w:lvlText w:val=""/>
+      <w:lvlJc w:val="left"/>
+    </w:lvl>
+  </w:abstractNum>
   <w:abstractNum w:abstractNumId="1" w15:restartNumberingAfterBreak="0">
+    <w:nsid w:val="50075A41"/>
     <w:multiLevelType w:val="hybridMultilevel"/>
-    <w:lvl w:ilvl="0" w15:tentative="1">
+    <w:tmpl w:val="62C8F910"/>
+    <w:lvl w:ilvl="0" w:tplc="6EA8B344">
       <w:start w:val="1"/>
       <w:numFmt w:val="bullet"/>
       <w:lvlText w:val="●"/>
@@ -1653,7 +1749,7 @@
         <w:ind w:left="720" w:hanging="360"/>
       </w:pPr>
     </w:lvl>
-    <w:lvl w:ilvl="1" w15:tentative="1">
+    <w:lvl w:ilvl="1" w:tplc="E056D794">
       <w:start w:val="1"/>
       <w:numFmt w:val="bullet"/>
       <w:lvlText w:val="○"/>
@@ -1662,7 +1758,7 @@
         <w:ind w:left="1440" w:hanging="360"/>
       </w:pPr>
     </w:lvl>
-    <w:lvl w:ilvl="2" w15:tentative="1">
+    <w:lvl w:ilvl="2" w:tplc="CD9EDA02">
       <w:start w:val="1"/>
       <w:numFmt w:val="bullet"/>
       <w:lvlText w:val="■"/>
@@ -1671,7 +1767,7 @@
         <w:ind w:left="2160" w:hanging="360"/>
       </w:pPr>
     </w:lvl>
-    <w:lvl w:ilvl="3" w15:tentative="1">
+    <w:lvl w:ilvl="3" w:tplc="02141684">
       <w:start w:val="1"/>
       <w:numFmt w:val="bullet"/>
       <w:lvlText w:val="●"/>
@@ -1680,7 +1776,7 @@
         <w:ind w:left="2880" w:hanging="360"/>
       </w:pPr>
     </w:lvl>
-    <w:lvl w:ilvl="4" w15:tentative="1">
+    <w:lvl w:ilvl="4" w:tplc="1FC4F2EA">
       <w:start w:val="1"/>
       <w:numFmt w:val="bullet"/>
       <w:lvlText w:val="○"/>
@@ -1689,7 +1785,7 @@
         <w:ind w:left="3600" w:hanging="360"/>
       </w:pPr>
     </w:lvl>
-    <w:lvl w:ilvl="5" w15:tentative="1">
+    <w:lvl w:ilvl="5" w:tplc="B06A812A">
       <w:start w:val="1"/>
       <w:numFmt w:val="bullet"/>
       <w:lvlText w:val="■"/>
@@ -1698,7 +1794,7 @@
         <w:ind w:left="4320" w:hanging="360"/>
       </w:pPr>
     </w:lvl>
-    <w:lvl w:ilvl="6" w15:tentative="1">
+    <w:lvl w:ilvl="6" w:tplc="978078A6">
       <w:start w:val="1"/>
       <w:numFmt w:val="bullet"/>
       <w:lvlText w:val="●"/>
@@ -1707,7 +1803,7 @@
         <w:ind w:left="5040" w:hanging="360"/>
       </w:pPr>
     </w:lvl>
-    <w:lvl w:ilvl="7" w15:tentative="1">
+    <w:lvl w:ilvl="7" w:tplc="1034DFF4">
       <w:start w:val="1"/>
       <w:numFmt w:val="bullet"/>
       <w:lvlText w:val="●"/>
@@ -1716,7 +1812,7 @@
         <w:ind w:left="5760" w:hanging="360"/>
       </w:pPr>
     </w:lvl>
-    <w:lvl w:ilvl="8" w15:tentative="1">
+    <w:lvl w:ilvl="8" w:tplc="0E2AC0FC">
       <w:start w:val="1"/>
       <w:numFmt w:val="bullet"/>
       <w:lvlText w:val="●"/>
@@ -1726,26 +1822,14 @@
       </w:pPr>
     </w:lvl>
   </w:abstractNum>
-  <w:abstractNum w:abstractNumId="2" w15:restartNumberingAfterBreak="0">
-    <w:multiLevelType w:val="hybridMultilevel"/>
-    <w:lvl w:ilvl="0" w15:tentative="1">
-      <w:start w:val="1"/>
-      <w:numFmt w:val="bullet"/>
-      <w:lvlText w:val="•"/>
-      <w:lvlJc w:val="left"/>
-      <w:pPr>
-        <w:ind w:left="300" w:hanging="220"/>
-      </w:pPr>
-    </w:lvl>
-  </w:abstractNum>
-  <w:num w:numId="1">
+  <w:num w:numId="1" w16cid:durableId="75175988">
     <w:abstractNumId w:val="1"/>
     <w:lvlOverride w:ilvl="0">
       <w:startOverride w:val="1"/>
     </w:lvlOverride>
   </w:num>
-  <w:num w:numId="2">
-    <w:abstractNumId w:val="2"/>
+  <w:num w:numId="2" w16cid:durableId="1788888890">
+    <w:abstractNumId w:val="0"/>
     <w:lvlOverride w:ilvl="0">
       <w:startOverride w:val="1"/>
     </w:lvlOverride>
@@ -1754,32 +1838,407 @@
 </file>
 
 <file path=word/styles.xml><?xml version="1.0" encoding="utf-8"?>
-<w:styles xmlns:mc="http://schemas.openxmlformats.org/markup-compatibility/2006" xmlns:r="http://schemas.openxmlformats.org/officeDocument/2006/relationships" xmlns:w="http://schemas.openxmlformats.org/wordprocessingml/2006/main" xmlns:w14="http://schemas.microsoft.com/office/word/2010/wordml" xmlns:w15="http://schemas.microsoft.com/office/word/2012/wordml" mc:Ignorable="w14 w15">
+<w:styles xmlns:mc="http://schemas.openxmlformats.org/markup-compatibility/2006" xmlns:r="http://schemas.openxmlformats.org/officeDocument/2006/relationships" xmlns:w="http://schemas.openxmlformats.org/wordprocessingml/2006/main" xmlns:w14="http://schemas.microsoft.com/office/word/2010/wordml" xmlns:w15="http://schemas.microsoft.com/office/word/2012/wordml" xmlns:w16cex="http://schemas.microsoft.com/office/word/2018/wordml/cex" xmlns:w16cid="http://schemas.microsoft.com/office/word/2016/wordml/cid" xmlns:w16="http://schemas.microsoft.com/office/word/2018/wordml" xmlns:w16du="http://schemas.microsoft.com/office/word/2023/wordml/word16du" xmlns:w16sdtdh="http://schemas.microsoft.com/office/word/2020/wordml/sdtdatahash" xmlns:w16sdtfl="http://schemas.microsoft.com/office/word/2024/wordml/sdtformatlock" xmlns:w16se="http://schemas.microsoft.com/office/word/2015/wordml/symex" mc:Ignorable="w14 w15 w16se w16cid w16 w16cex w16sdtdh w16sdtfl w16du">
   <w:docDefaults>
     <w:rPrDefault>
       <w:rPr>
-        <w:rFonts w:ascii="Arial" w:cs="Arial" w:eastAsia="Arial" w:hAnsi="Arial"/>
+        <w:rFonts w:ascii="Arial" w:eastAsia="Arial" w:hAnsi="Arial" w:cs="Arial"/>
         <w:sz w:val="22"/>
         <w:szCs w:val="22"/>
+        <w:lang w:val="en-IN" w:eastAsia="en-IN" w:bidi="ar-SA"/>
       </w:rPr>
     </w:rPrDefault>
     <w:pPrDefault/>
   </w:docDefaults>
-  <w:style w:type="paragraph" w:styleId="Title">
-    <w:name w:val="Title"/>
-    <w:basedOn w:val="Normal"/>
-    <w:next w:val="Normal"/>
+  <w:latentStyles w:defLockedState="0" w:defUIPriority="99" w:defSemiHidden="0" w:defUnhideWhenUsed="0" w:defQFormat="0" w:count="376">
+    <w:lsdException w:name="Normal" w:uiPriority="0" w:qFormat="1"/>
+    <w:lsdException w:name="heading 1" w:uiPriority="9" w:qFormat="1"/>
+    <w:lsdException w:name="heading 2" w:semiHidden="1" w:uiPriority="9" w:unhideWhenUsed="1" w:qFormat="1"/>
+    <w:lsdException w:name="heading 3" w:semiHidden="1" w:uiPriority="9" w:unhideWhenUsed="1" w:qFormat="1"/>
+    <w:lsdException w:name="heading 4" w:semiHidden="1" w:uiPriority="9" w:unhideWhenUsed="1" w:qFormat="1"/>
+    <w:lsdException w:name="heading 5" w:semiHidden="1" w:uiPriority="9" w:unhideWhenUsed="1" w:qFormat="1"/>
+    <w:lsdException w:name="heading 6" w:semiHidden="1" w:uiPriority="9" w:unhideWhenUsed="1" w:qFormat="1"/>
+    <w:lsdException w:name="heading 7" w:semiHidden="1" w:uiPriority="9" w:unhideWhenUsed="1" w:qFormat="1"/>
+    <w:lsdException w:name="heading 8" w:semiHidden="1" w:uiPriority="9" w:unhideWhenUsed="1" w:qFormat="1"/>
+    <w:lsdException w:name="heading 9" w:semiHidden="1" w:uiPriority="9" w:unhideWhenUsed="1" w:qFormat="1"/>
+    <w:lsdException w:name="index 1" w:semiHidden="1" w:unhideWhenUsed="1"/>
+    <w:lsdException w:name="index 2" w:semiHidden="1" w:unhideWhenUsed="1"/>
+    <w:lsdException w:name="index 3" w:semiHidden="1" w:unhideWhenUsed="1"/>
+    <w:lsdException w:name="index 4" w:semiHidden="1" w:unhideWhenUsed="1"/>
+    <w:lsdException w:name="index 5" w:semiHidden="1" w:unhideWhenUsed="1"/>
+    <w:lsdException w:name="index 6" w:semiHidden="1" w:unhideWhenUsed="1"/>
+    <w:lsdException w:name="index 7" w:semiHidden="1" w:unhideWhenUsed="1"/>
+    <w:lsdException w:name="index 8" w:semiHidden="1" w:unhideWhenUsed="1"/>
+    <w:lsdException w:name="index 9" w:semiHidden="1" w:unhideWhenUsed="1"/>
+    <w:lsdException w:name="toc 1" w:semiHidden="1" w:uiPriority="39" w:unhideWhenUsed="1"/>
+    <w:lsdException w:name="toc 2" w:semiHidden="1" w:uiPriority="39" w:unhideWhenUsed="1"/>
+    <w:lsdException w:name="toc 3" w:semiHidden="1" w:uiPriority="39" w:unhideWhenUsed="1"/>
+    <w:lsdException w:name="toc 4" w:semiHidden="1" w:uiPriority="39" w:unhideWhenUsed="1"/>
+    <w:lsdException w:name="toc 5" w:semiHidden="1" w:uiPriority="39" w:unhideWhenUsed="1"/>
+    <w:lsdException w:name="toc 6" w:semiHidden="1" w:uiPriority="39" w:unhideWhenUsed="1"/>
+    <w:lsdException w:name="toc 7" w:semiHidden="1" w:uiPriority="39" w:unhideWhenUsed="1"/>
+    <w:lsdException w:name="toc 8" w:semiHidden="1" w:uiPriority="39" w:unhideWhenUsed="1"/>
+    <w:lsdException w:name="toc 9" w:semiHidden="1" w:uiPriority="39" w:unhideWhenUsed="1"/>
+    <w:lsdException w:name="Normal Indent" w:semiHidden="1" w:unhideWhenUsed="1"/>
+    <w:lsdException w:name="footnote text" w:semiHidden="1" w:unhideWhenUsed="1"/>
+    <w:lsdException w:name="annotation text" w:semiHidden="1" w:unhideWhenUsed="1"/>
+    <w:lsdException w:name="header" w:semiHidden="1" w:unhideWhenUsed="1"/>
+    <w:lsdException w:name="footer" w:semiHidden="1" w:unhideWhenUsed="1"/>
+    <w:lsdException w:name="index heading" w:semiHidden="1" w:unhideWhenUsed="1"/>
+    <w:lsdException w:name="caption" w:semiHidden="1" w:uiPriority="35" w:unhideWhenUsed="1" w:qFormat="1"/>
+    <w:lsdException w:name="table of figures" w:semiHidden="1" w:unhideWhenUsed="1"/>
+    <w:lsdException w:name="envelope address" w:semiHidden="1" w:unhideWhenUsed="1"/>
+    <w:lsdException w:name="envelope return" w:semiHidden="1" w:unhideWhenUsed="1"/>
+    <w:lsdException w:name="footnote reference" w:semiHidden="1" w:unhideWhenUsed="1"/>
+    <w:lsdException w:name="annotation reference" w:semiHidden="1" w:unhideWhenUsed="1"/>
+    <w:lsdException w:name="line number" w:semiHidden="1" w:unhideWhenUsed="1"/>
+    <w:lsdException w:name="page number" w:semiHidden="1" w:unhideWhenUsed="1"/>
+    <w:lsdException w:name="endnote reference" w:semiHidden="1" w:unhideWhenUsed="1"/>
+    <w:lsdException w:name="endnote text" w:semiHidden="1" w:unhideWhenUsed="1"/>
+    <w:lsdException w:name="table of authorities" w:semiHidden="1" w:unhideWhenUsed="1"/>
+    <w:lsdException w:name="macro" w:semiHidden="1" w:unhideWhenUsed="1"/>
+    <w:lsdException w:name="toa heading" w:semiHidden="1" w:unhideWhenUsed="1"/>
+    <w:lsdException w:name="List" w:semiHidden="1" w:unhideWhenUsed="1"/>
+    <w:lsdException w:name="List Bullet" w:semiHidden="1" w:unhideWhenUsed="1"/>
+    <w:lsdException w:name="List Number" w:semiHidden="1" w:unhideWhenUsed="1"/>
+    <w:lsdException w:name="List 2" w:semiHidden="1" w:unhideWhenUsed="1"/>
+    <w:lsdException w:name="List 3" w:semiHidden="1" w:unhideWhenUsed="1"/>
+    <w:lsdException w:name="List 4" w:semiHidden="1" w:unhideWhenUsed="1"/>
+    <w:lsdException w:name="List 5" w:semiHidden="1" w:unhideWhenUsed="1"/>
+    <w:lsdException w:name="List Bullet 2" w:semiHidden="1" w:unhideWhenUsed="1"/>
+    <w:lsdException w:name="List Bullet 3" w:semiHidden="1" w:unhideWhenUsed="1"/>
+    <w:lsdException w:name="List Bullet 4" w:semiHidden="1" w:unhideWhenUsed="1"/>
+    <w:lsdException w:name="List Bullet 5" w:semiHidden="1" w:unhideWhenUsed="1"/>
+    <w:lsdException w:name="List Number 2" w:semiHidden="1" w:unhideWhenUsed="1"/>
+    <w:lsdException w:name="List Number 3" w:semiHidden="1" w:unhideWhenUsed="1"/>
+    <w:lsdException w:name="List Number 4" w:semiHidden="1" w:unhideWhenUsed="1"/>
+    <w:lsdException w:name="List Number 5" w:semiHidden="1" w:unhideWhenUsed="1"/>
+    <w:lsdException w:name="Title" w:uiPriority="10" w:qFormat="1"/>
+    <w:lsdException w:name="Closing" w:semiHidden="1" w:unhideWhenUsed="1"/>
+    <w:lsdException w:name="Signature" w:semiHidden="1" w:unhideWhenUsed="1"/>
+    <w:lsdException w:name="Default Paragraph Font" w:semiHidden="1" w:uiPriority="1" w:unhideWhenUsed="1"/>
+    <w:lsdException w:name="Body Text" w:semiHidden="1" w:unhideWhenUsed="1"/>
+    <w:lsdException w:name="Body Text Indent" w:semiHidden="1" w:unhideWhenUsed="1"/>
+    <w:lsdException w:name="List Continue" w:semiHidden="1" w:unhideWhenUsed="1"/>
+    <w:lsdException w:name="List Continue 2" w:semiHidden="1" w:unhideWhenUsed="1"/>
+    <w:lsdException w:name="List Continue 3" w:semiHidden="1" w:unhideWhenUsed="1"/>
+    <w:lsdException w:name="List Continue 4" w:semiHidden="1" w:unhideWhenUsed="1"/>
+    <w:lsdException w:name="List Continue 5" w:semiHidden="1" w:unhideWhenUsed="1"/>
+    <w:lsdException w:name="Message Header" w:semiHidden="1" w:unhideWhenUsed="1"/>
+    <w:lsdException w:name="Subtitle" w:uiPriority="11" w:qFormat="1"/>
+    <w:lsdException w:name="Salutation" w:semiHidden="1" w:unhideWhenUsed="1"/>
+    <w:lsdException w:name="Date" w:semiHidden="1" w:unhideWhenUsed="1"/>
+    <w:lsdException w:name="Body Text First Indent" w:semiHidden="1" w:unhideWhenUsed="1"/>
+    <w:lsdException w:name="Body Text First Indent 2" w:semiHidden="1" w:unhideWhenUsed="1"/>
+    <w:lsdException w:name="Note Heading" w:semiHidden="1" w:unhideWhenUsed="1"/>
+    <w:lsdException w:name="Body Text 2" w:semiHidden="1" w:unhideWhenUsed="1"/>
+    <w:lsdException w:name="Body Text 3" w:semiHidden="1" w:unhideWhenUsed="1"/>
+    <w:lsdException w:name="Body Text Indent 2" w:semiHidden="1" w:unhideWhenUsed="1"/>
+    <w:lsdException w:name="Body Text Indent 3" w:semiHidden="1" w:unhideWhenUsed="1"/>
+    <w:lsdException w:name="Block Text" w:semiHidden="1" w:unhideWhenUsed="1"/>
+    <w:lsdException w:name="Hyperlink" w:semiHidden="1" w:unhideWhenUsed="1"/>
+    <w:lsdException w:name="FollowedHyperlink" w:semiHidden="1" w:unhideWhenUsed="1"/>
+    <w:lsdException w:name="Strong" w:uiPriority="22" w:qFormat="1"/>
+    <w:lsdException w:name="Emphasis" w:uiPriority="20" w:qFormat="1"/>
+    <w:lsdException w:name="Document Map" w:semiHidden="1" w:unhideWhenUsed="1"/>
+    <w:lsdException w:name="Plain Text" w:semiHidden="1" w:unhideWhenUsed="1"/>
+    <w:lsdException w:name="E-mail Signature" w:semiHidden="1" w:unhideWhenUsed="1"/>
+    <w:lsdException w:name="HTML Top of Form" w:semiHidden="1" w:unhideWhenUsed="1"/>
+    <w:lsdException w:name="HTML Bottom of Form" w:semiHidden="1" w:unhideWhenUsed="1"/>
+    <w:lsdException w:name="Normal (Web)" w:semiHidden="1" w:unhideWhenUsed="1"/>
+    <w:lsdException w:name="HTML Acronym" w:semiHidden="1" w:unhideWhenUsed="1"/>
+    <w:lsdException w:name="HTML Address" w:semiHidden="1" w:unhideWhenUsed="1"/>
+    <w:lsdException w:name="HTML Cite" w:semiHidden="1" w:unhideWhenUsed="1"/>
+    <w:lsdException w:name="HTML Code" w:semiHidden="1" w:unhideWhenUsed="1"/>
+    <w:lsdException w:name="HTML Definition" w:semiHidden="1" w:unhideWhenUsed="1"/>
+    <w:lsdException w:name="HTML Keyboard" w:semiHidden="1" w:unhideWhenUsed="1"/>
+    <w:lsdException w:name="HTML Preformatted" w:semiHidden="1" w:unhideWhenUsed="1"/>
+    <w:lsdException w:name="HTML Sample" w:semiHidden="1" w:unhideWhenUsed="1"/>
+    <w:lsdException w:name="HTML Typewriter" w:semiHidden="1" w:unhideWhenUsed="1"/>
+    <w:lsdException w:name="HTML Variable" w:semiHidden="1" w:unhideWhenUsed="1"/>
+    <w:lsdException w:name="Normal Table" w:semiHidden="1" w:unhideWhenUsed="1"/>
+    <w:lsdException w:name="annotation subject" w:semiHidden="1" w:unhideWhenUsed="1"/>
+    <w:lsdException w:name="No List" w:semiHidden="1" w:unhideWhenUsed="1"/>
+    <w:lsdException w:name="Outline List 1" w:semiHidden="1" w:unhideWhenUsed="1"/>
+    <w:lsdException w:name="Outline List 2" w:semiHidden="1" w:unhideWhenUsed="1"/>
+    <w:lsdException w:name="Outline List 3" w:semiHidden="1" w:unhideWhenUsed="1"/>
+    <w:lsdException w:name="Table Simple 1" w:semiHidden="1" w:unhideWhenUsed="1"/>
+    <w:lsdException w:name="Table Simple 2" w:semiHidden="1" w:unhideWhenUsed="1"/>
+    <w:lsdException w:name="Table Simple 3" w:semiHidden="1" w:unhideWhenUsed="1"/>
+    <w:lsdException w:name="Table Classic 1" w:semiHidden="1" w:unhideWhenUsed="1"/>
+    <w:lsdException w:name="Table Classic 2" w:semiHidden="1" w:unhideWhenUsed="1"/>
+    <w:lsdException w:name="Table Classic 3" w:semiHidden="1" w:unhideWhenUsed="1"/>
+    <w:lsdException w:name="Table Classic 4" w:semiHidden="1" w:unhideWhenUsed="1"/>
+    <w:lsdException w:name="Table Colorful 1" w:semiHidden="1" w:unhideWhenUsed="1"/>
+    <w:lsdException w:name="Table Colorful 2" w:semiHidden="1" w:unhideWhenUsed="1"/>
+    <w:lsdException w:name="Table Colorful 3" w:semiHidden="1" w:unhideWhenUsed="1"/>
+    <w:lsdException w:name="Table Columns 1" w:semiHidden="1" w:unhideWhenUsed="1"/>
+    <w:lsdException w:name="Table Columns 2" w:semiHidden="1" w:unhideWhenUsed="1"/>
+    <w:lsdException w:name="Table Columns 3" w:semiHidden="1" w:unhideWhenUsed="1"/>
+    <w:lsdException w:name="Table Columns 4" w:semiHidden="1" w:unhideWhenUsed="1"/>
+    <w:lsdException w:name="Table Columns 5" w:semiHidden="1" w:unhideWhenUsed="1"/>
+    <w:lsdException w:name="Table Grid 1" w:semiHidden="1" w:unhideWhenUsed="1"/>
+    <w:lsdException w:name="Table Grid 2" w:semiHidden="1" w:unhideWhenUsed="1"/>
+    <w:lsdException w:name="Table Grid 3" w:semiHidden="1" w:unhideWhenUsed="1"/>
+    <w:lsdException w:name="Table Grid 4" w:semiHidden="1" w:unhideWhenUsed="1"/>
+    <w:lsdException w:name="Table Grid 5" w:semiHidden="1" w:unhideWhenUsed="1"/>
+    <w:lsdException w:name="Table Grid 6" w:semiHidden="1" w:unhideWhenUsed="1"/>
+    <w:lsdException w:name="Table Grid 7" w:semiHidden="1" w:unhideWhenUsed="1"/>
+    <w:lsdException w:name="Table Grid 8" w:semiHidden="1" w:unhideWhenUsed="1"/>
+    <w:lsdException w:name="Table List 1" w:semiHidden="1" w:unhideWhenUsed="1"/>
+    <w:lsdException w:name="Table List 2" w:semiHidden="1" w:unhideWhenUsed="1"/>
+    <w:lsdException w:name="Table List 3" w:semiHidden="1" w:unhideWhenUsed="1"/>
+    <w:lsdException w:name="Table List 4" w:semiHidden="1" w:unhideWhenUsed="1"/>
+    <w:lsdException w:name="Table List 5" w:semiHidden="1" w:unhideWhenUsed="1"/>
+    <w:lsdException w:name="Table List 6" w:semiHidden="1" w:unhideWhenUsed="1"/>
+    <w:lsdException w:name="Table List 7" w:semiHidden="1" w:unhideWhenUsed="1"/>
+    <w:lsdException w:name="Table List 8" w:semiHidden="1" w:unhideWhenUsed="1"/>
+    <w:lsdException w:name="Table 3D effects 1" w:semiHidden="1" w:unhideWhenUsed="1"/>
+    <w:lsdException w:name="Table 3D effects 2" w:semiHidden="1" w:unhideWhenUsed="1"/>
+    <w:lsdException w:name="Table 3D effects 3" w:semiHidden="1" w:unhideWhenUsed="1"/>
+    <w:lsdException w:name="Table Contemporary" w:semiHidden="1" w:unhideWhenUsed="1"/>
+    <w:lsdException w:name="Table Elegant" w:semiHidden="1" w:unhideWhenUsed="1"/>
+    <w:lsdException w:name="Table Professional" w:semiHidden="1" w:unhideWhenUsed="1"/>
+    <w:lsdException w:name="Table Subtle 1" w:semiHidden="1" w:unhideWhenUsed="1"/>
+    <w:lsdException w:name="Table Subtle 2" w:semiHidden="1" w:unhideWhenUsed="1"/>
+    <w:lsdException w:name="Table Web 1" w:semiHidden="1" w:unhideWhenUsed="1"/>
+    <w:lsdException w:name="Table Web 2" w:semiHidden="1" w:unhideWhenUsed="1"/>
+    <w:lsdException w:name="Table Web 3" w:semiHidden="1" w:unhideWhenUsed="1"/>
+    <w:lsdException w:name="Balloon Text" w:semiHidden="1" w:unhideWhenUsed="1"/>
+    <w:lsdException w:name="Table Grid" w:uiPriority="39"/>
+    <w:lsdException w:name="Table Theme" w:semiHidden="1" w:unhideWhenUsed="1"/>
+    <w:lsdException w:name="Placeholder Text" w:semiHidden="1"/>
+    <w:lsdException w:name="No Spacing" w:uiPriority="1" w:qFormat="1"/>
+    <w:lsdException w:name="Light Shading" w:uiPriority="60"/>
+    <w:lsdException w:name="Light List" w:uiPriority="61"/>
+    <w:lsdException w:name="Light Grid" w:uiPriority="62"/>
+    <w:lsdException w:name="Medium Shading 1" w:uiPriority="63"/>
+    <w:lsdException w:name="Medium Shading 2" w:uiPriority="64"/>
+    <w:lsdException w:name="Medium List 1" w:uiPriority="65"/>
+    <w:lsdException w:name="Medium List 2" w:uiPriority="66"/>
+    <w:lsdException w:name="Medium Grid 1" w:uiPriority="67"/>
+    <w:lsdException w:name="Medium Grid 2" w:uiPriority="68"/>
+    <w:lsdException w:name="Medium Grid 3" w:uiPriority="69"/>
+    <w:lsdException w:name="Dark List" w:uiPriority="70"/>
+    <w:lsdException w:name="Colorful Shading" w:uiPriority="71"/>
+    <w:lsdException w:name="Colorful List" w:uiPriority="72"/>
+    <w:lsdException w:name="Colorful Grid" w:uiPriority="73"/>
+    <w:lsdException w:name="Light Shading Accent 1" w:uiPriority="60"/>
+    <w:lsdException w:name="Light List Accent 1" w:uiPriority="61"/>
+    <w:lsdException w:name="Light Grid Accent 1" w:uiPriority="62"/>
+    <w:lsdException w:name="Medium Shading 1 Accent 1" w:uiPriority="63"/>
+    <w:lsdException w:name="Medium Shading 2 Accent 1" w:uiPriority="64"/>
+    <w:lsdException w:name="Medium List 1 Accent 1" w:uiPriority="65"/>
+    <w:lsdException w:name="Revision" w:semiHidden="1"/>
+    <w:lsdException w:name="List Paragraph" w:uiPriority="34" w:qFormat="1"/>
+    <w:lsdException w:name="Quote" w:uiPriority="29" w:qFormat="1"/>
+    <w:lsdException w:name="Intense Quote" w:uiPriority="30" w:qFormat="1"/>
+    <w:lsdException w:name="Medium List 2 Accent 1" w:uiPriority="66"/>
+    <w:lsdException w:name="Medium Grid 1 Accent 1" w:uiPriority="67"/>
+    <w:lsdException w:name="Medium Grid 2 Accent 1" w:uiPriority="68"/>
+    <w:lsdException w:name="Medium Grid 3 Accent 1" w:uiPriority="69"/>
+    <w:lsdException w:name="Dark List Accent 1" w:uiPriority="70"/>
+    <w:lsdException w:name="Colorful Shading Accent 1" w:uiPriority="71"/>
+    <w:lsdException w:name="Colorful List Accent 1" w:uiPriority="72"/>
+    <w:lsdException w:name="Colorful Grid Accent 1" w:uiPriority="73"/>
+    <w:lsdException w:name="Light Shading Accent 2" w:uiPriority="60"/>
+    <w:lsdException w:name="Light List Accent 2" w:uiPriority="61"/>
+    <w:lsdException w:name="Light Grid Accent 2" w:uiPriority="62"/>
+    <w:lsdException w:name="Medium Shading 1 Accent 2" w:uiPriority="63"/>
+    <w:lsdException w:name="Medium Shading 2 Accent 2" w:uiPriority="64"/>
+    <w:lsdException w:name="Medium List 1 Accent 2" w:uiPriority="65"/>
+    <w:lsdException w:name="Medium List 2 Accent 2" w:uiPriority="66"/>
+    <w:lsdException w:name="Medium Grid 1 Accent 2" w:uiPriority="67"/>
+    <w:lsdException w:name="Medium Grid 2 Accent 2" w:uiPriority="68"/>
+    <w:lsdException w:name="Medium Grid 3 Accent 2" w:uiPriority="69"/>
+    <w:lsdException w:name="Dark List Accent 2" w:uiPriority="70"/>
+    <w:lsdException w:name="Colorful Shading Accent 2" w:uiPriority="71"/>
+    <w:lsdException w:name="Colorful List Accent 2" w:uiPriority="72"/>
+    <w:lsdException w:name="Colorful Grid Accent 2" w:uiPriority="73"/>
+    <w:lsdException w:name="Light Shading Accent 3" w:uiPriority="60"/>
+    <w:lsdException w:name="Light List Accent 3" w:uiPriority="61"/>
+    <w:lsdException w:name="Light Grid Accent 3" w:uiPriority="62"/>
+    <w:lsdException w:name="Medium Shading 1 Accent 3" w:uiPriority="63"/>
+    <w:lsdException w:name="Medium Shading 2 Accent 3" w:uiPriority="64"/>
+    <w:lsdException w:name="Medium List 1 Accent 3" w:uiPriority="65"/>
+    <w:lsdException w:name="Medium List 2 Accent 3" w:uiPriority="66"/>
+    <w:lsdException w:name="Medium Grid 1 Accent 3" w:uiPriority="67"/>
+    <w:lsdException w:name="Medium Grid 2 Accent 3" w:uiPriority="68"/>
+    <w:lsdException w:name="Medium Grid 3 Accent 3" w:uiPriority="69"/>
+    <w:lsdException w:name="Dark List Accent 3" w:uiPriority="70"/>
+    <w:lsdException w:name="Colorful Shading Accent 3" w:uiPriority="71"/>
+    <w:lsdException w:name="Colorful List Accent 3" w:uiPriority="72"/>
+    <w:lsdException w:name="Colorful Grid Accent 3" w:uiPriority="73"/>
+    <w:lsdException w:name="Light Shading Accent 4" w:uiPriority="60"/>
+    <w:lsdException w:name="Light List Accent 4" w:uiPriority="61"/>
+    <w:lsdException w:name="Light Grid Accent 4" w:uiPriority="62"/>
+    <w:lsdException w:name="Medium Shading 1 Accent 4" w:uiPriority="63"/>
+    <w:lsdException w:name="Medium Shading 2 Accent 4" w:uiPriority="64"/>
+    <w:lsdException w:name="Medium List 1 Accent 4" w:uiPriority="65"/>
+    <w:lsdException w:name="Medium List 2 Accent 4" w:uiPriority="66"/>
+    <w:lsdException w:name="Medium Grid 1 Accent 4" w:uiPriority="67"/>
+    <w:lsdException w:name="Medium Grid 2 Accent 4" w:uiPriority="68"/>
+    <w:lsdException w:name="Medium Grid 3 Accent 4" w:uiPriority="69"/>
+    <w:lsdException w:name="Dark List Accent 4" w:uiPriority="70"/>
+    <w:lsdException w:name="Colorful Shading Accent 4" w:uiPriority="71"/>
+    <w:lsdException w:name="Colorful List Accent 4" w:uiPriority="72"/>
+    <w:lsdException w:name="Colorful Grid Accent 4" w:uiPriority="73"/>
+    <w:lsdException w:name="Light Shading Accent 5" w:uiPriority="60"/>
+    <w:lsdException w:name="Light List Accent 5" w:uiPriority="61"/>
+    <w:lsdException w:name="Light Grid Accent 5" w:uiPriority="62"/>
+    <w:lsdException w:name="Medium Shading 1 Accent 5" w:uiPriority="63"/>
+    <w:lsdException w:name="Medium Shading 2 Accent 5" w:uiPriority="64"/>
+    <w:lsdException w:name="Medium List 1 Accent 5" w:uiPriority="65"/>
+    <w:lsdException w:name="Medium List 2 Accent 5" w:uiPriority="66"/>
+    <w:lsdException w:name="Medium Grid 1 Accent 5" w:uiPriority="67"/>
+    <w:lsdException w:name="Medium Grid 2 Accent 5" w:uiPriority="68"/>
+    <w:lsdException w:name="Medium Grid 3 Accent 5" w:uiPriority="69"/>
+    <w:lsdException w:name="Dark List Accent 5" w:uiPriority="70"/>
+    <w:lsdException w:name="Colorful Shading Accent 5" w:uiPriority="71"/>
+    <w:lsdException w:name="Colorful List Accent 5" w:uiPriority="72"/>
+    <w:lsdException w:name="Colorful Grid Accent 5" w:uiPriority="73"/>
+    <w:lsdException w:name="Light Shading Accent 6" w:uiPriority="60"/>
+    <w:lsdException w:name="Light List Accent 6" w:uiPriority="61"/>
+    <w:lsdException w:name="Light Grid Accent 6" w:uiPriority="62"/>
+    <w:lsdException w:name="Medium Shading 1 Accent 6" w:uiPriority="63"/>
+    <w:lsdException w:name="Medium Shading 2 Accent 6" w:uiPriority="64"/>
+    <w:lsdException w:name="Medium List 1 Accent 6" w:uiPriority="65"/>
+    <w:lsdException w:name="Medium List 2 Accent 6" w:uiPriority="66"/>
+    <w:lsdException w:name="Medium Grid 1 Accent 6" w:uiPriority="67"/>
+    <w:lsdException w:name="Medium Grid 2 Accent 6" w:uiPriority="68"/>
+    <w:lsdException w:name="Medium Grid 3 Accent 6" w:uiPriority="69"/>
+    <w:lsdException w:name="Dark List Accent 6" w:uiPriority="70"/>
+    <w:lsdException w:name="Colorful Shading Accent 6" w:uiPriority="71"/>
+    <w:lsdException w:name="Colorful List Accent 6" w:uiPriority="72"/>
+    <w:lsdException w:name="Colorful Grid Accent 6" w:uiPriority="73"/>
+    <w:lsdException w:name="Subtle Emphasis" w:uiPriority="19" w:qFormat="1"/>
+    <w:lsdException w:name="Intense Emphasis" w:uiPriority="21" w:qFormat="1"/>
+    <w:lsdException w:name="Subtle Reference" w:uiPriority="31" w:qFormat="1"/>
+    <w:lsdException w:name="Intense Reference" w:uiPriority="32" w:qFormat="1"/>
+    <w:lsdException w:name="Book Title" w:uiPriority="33" w:qFormat="1"/>
+    <w:lsdException w:name="Bibliography" w:semiHidden="1" w:uiPriority="37" w:unhideWhenUsed="1"/>
+    <w:lsdException w:name="TOC Heading" w:semiHidden="1" w:uiPriority="39" w:unhideWhenUsed="1" w:qFormat="1"/>
+    <w:lsdException w:name="Plain Table 1" w:uiPriority="41"/>
+    <w:lsdException w:name="Plain Table 2" w:uiPriority="42"/>
+    <w:lsdException w:name="Plain Table 3" w:uiPriority="43"/>
+    <w:lsdException w:name="Plain Table 4" w:uiPriority="44"/>
+    <w:lsdException w:name="Plain Table 5" w:uiPriority="45"/>
+    <w:lsdException w:name="Grid Table Light" w:uiPriority="40"/>
+    <w:lsdException w:name="Grid Table 1 Light" w:uiPriority="46"/>
+    <w:lsdException w:name="Grid Table 2" w:uiPriority="47"/>
+    <w:lsdException w:name="Grid Table 3" w:uiPriority="48"/>
+    <w:lsdException w:name="Grid Table 4" w:uiPriority="49"/>
+    <w:lsdException w:name="Grid Table 5 Dark" w:uiPriority="50"/>
+    <w:lsdException w:name="Grid Table 6 Colorful" w:uiPriority="51"/>
+    <w:lsdException w:name="Grid Table 7 Colorful" w:uiPriority="52"/>
+    <w:lsdException w:name="Grid Table 1 Light Accent 1" w:uiPriority="46"/>
+    <w:lsdException w:name="Grid Table 2 Accent 1" w:uiPriority="47"/>
+    <w:lsdException w:name="Grid Table 3 Accent 1" w:uiPriority="48"/>
+    <w:lsdException w:name="Grid Table 4 Accent 1" w:uiPriority="49"/>
+    <w:lsdException w:name="Grid Table 5 Dark Accent 1" w:uiPriority="50"/>
+    <w:lsdException w:name="Grid Table 6 Colorful Accent 1" w:uiPriority="51"/>
+    <w:lsdException w:name="Grid Table 7 Colorful Accent 1" w:uiPriority="52"/>
+    <w:lsdException w:name="Grid Table 1 Light Accent 2" w:uiPriority="46"/>
+    <w:lsdException w:name="Grid Table 2 Accent 2" w:uiPriority="47"/>
+    <w:lsdException w:name="Grid Table 3 Accent 2" w:uiPriority="48"/>
+    <w:lsdException w:name="Grid Table 4 Accent 2" w:uiPriority="49"/>
+    <w:lsdException w:name="Grid Table 5 Dark Accent 2" w:uiPriority="50"/>
+    <w:lsdException w:name="Grid Table 6 Colorful Accent 2" w:uiPriority="51"/>
+    <w:lsdException w:name="Grid Table 7 Colorful Accent 2" w:uiPriority="52"/>
+    <w:lsdException w:name="Grid Table 1 Light Accent 3" w:uiPriority="46"/>
+    <w:lsdException w:name="Grid Table 2 Accent 3" w:uiPriority="47"/>
+    <w:lsdException w:name="Grid Table 3 Accent 3" w:uiPriority="48"/>
+    <w:lsdException w:name="Grid Table 4 Accent 3" w:uiPriority="49"/>
+    <w:lsdException w:name="Grid Table 5 Dark Accent 3" w:uiPriority="50"/>
+    <w:lsdException w:name="Grid Table 6 Colorful Accent 3" w:uiPriority="51"/>
+    <w:lsdException w:name="Grid Table 7 Colorful Accent 3" w:uiPriority="52"/>
+    <w:lsdException w:name="Grid Table 1 Light Accent 4" w:uiPriority="46"/>
+    <w:lsdException w:name="Grid Table 2 Accent 4" w:uiPriority="47"/>
+    <w:lsdException w:name="Grid Table 3 Accent 4" w:uiPriority="48"/>
+    <w:lsdException w:name="Grid Table 4 Accent 4" w:uiPriority="49"/>
+    <w:lsdException w:name="Grid Table 5 Dark Accent 4" w:uiPriority="50"/>
+    <w:lsdException w:name="Grid Table 6 Colorful Accent 4" w:uiPriority="51"/>
+    <w:lsdException w:name="Grid Table 7 Colorful Accent 4" w:uiPriority="52"/>
+    <w:lsdException w:name="Grid Table 1 Light Accent 5" w:uiPriority="46"/>
+    <w:lsdException w:name="Grid Table 2 Accent 5" w:uiPriority="47"/>
+    <w:lsdException w:name="Grid Table 3 Accent 5" w:uiPriority="48"/>
+    <w:lsdException w:name="Grid Table 4 Accent 5" w:uiPriority="49"/>
+    <w:lsdException w:name="Grid Table 5 Dark Accent 5" w:uiPriority="50"/>
+    <w:lsdException w:name="Grid Table 6 Colorful Accent 5" w:uiPriority="51"/>
+    <w:lsdException w:name="Grid Table 7 Colorful Accent 5" w:uiPriority="52"/>
+    <w:lsdException w:name="Grid Table 1 Light Accent 6" w:uiPriority="46"/>
+    <w:lsdException w:name="Grid Table 2 Accent 6" w:uiPriority="47"/>
+    <w:lsdException w:name="Grid Table 3 Accent 6" w:uiPriority="48"/>
+    <w:lsdException w:name="Grid Table 4 Accent 6" w:uiPriority="49"/>
+    <w:lsdException w:name="Grid Table 5 Dark Accent 6" w:uiPriority="50"/>
+    <w:lsdException w:name="Grid Table 6 Colorful Accent 6" w:uiPriority="51"/>
+    <w:lsdException w:name="Grid Table 7 Colorful Accent 6" w:uiPriority="52"/>
+    <w:lsdException w:name="List Table 1 Light" w:uiPriority="46"/>
+    <w:lsdException w:name="List Table 2" w:uiPriority="47"/>
+    <w:lsdException w:name="List Table 3" w:uiPriority="48"/>
+    <w:lsdException w:name="List Table 4" w:uiPriority="49"/>
+    <w:lsdException w:name="List Table 5 Dark" w:uiPriority="50"/>
+    <w:lsdException w:name="List Table 6 Colorful" w:uiPriority="51"/>
+    <w:lsdException w:name="List Table 7 Colorful" w:uiPriority="52"/>
+    <w:lsdException w:name="List Table 1 Light Accent 1" w:uiPriority="46"/>
+    <w:lsdException w:name="List Table 2 Accent 1" w:uiPriority="47"/>
+    <w:lsdException w:name="List Table 3 Accent 1" w:uiPriority="48"/>
+    <w:lsdException w:name="List Table 4 Accent 1" w:uiPriority="49"/>
+    <w:lsdException w:name="List Table 5 Dark Accent 1" w:uiPriority="50"/>
+    <w:lsdException w:name="List Table 6 Colorful Accent 1" w:uiPriority="51"/>
+    <w:lsdException w:name="List Table 7 Colorful Accent 1" w:uiPriority="52"/>
+    <w:lsdException w:name="List Table 1 Light Accent 2" w:uiPriority="46"/>
+    <w:lsdException w:name="List Table 2 Accent 2" w:uiPriority="47"/>
+    <w:lsdException w:name="List Table 3 Accent 2" w:uiPriority="48"/>
+    <w:lsdException w:name="List Table 4 Accent 2" w:uiPriority="49"/>
+    <w:lsdException w:name="List Table 5 Dark Accent 2" w:uiPriority="50"/>
+    <w:lsdException w:name="List Table 6 Colorful Accent 2" w:uiPriority="51"/>
+    <w:lsdException w:name="List Table 7 Colorful Accent 2" w:uiPriority="52"/>
+    <w:lsdException w:name="List Table 1 Light Accent 3" w:uiPriority="46"/>
+    <w:lsdException w:name="List Table 2 Accent 3" w:uiPriority="47"/>
+    <w:lsdException w:name="List Table 3 Accent 3" w:uiPriority="48"/>
+    <w:lsdException w:name="List Table 4 Accent 3" w:uiPriority="49"/>
+    <w:lsdException w:name="List Table 5 Dark Accent 3" w:uiPriority="50"/>
+    <w:lsdException w:name="List Table 6 Colorful Accent 3" w:uiPriority="51"/>
+    <w:lsdException w:name="List Table 7 Colorful Accent 3" w:uiPriority="52"/>
+    <w:lsdException w:name="List Table 1 Light Accent 4" w:uiPriority="46"/>
+    <w:lsdException w:name="List Table 2 Accent 4" w:uiPriority="47"/>
+    <w:lsdException w:name="List Table 3 Accent 4" w:uiPriority="48"/>
+    <w:lsdException w:name="List Table 4 Accent 4" w:uiPriority="49"/>
+    <w:lsdException w:name="List Table 5 Dark Accent 4" w:uiPriority="50"/>
+    <w:lsdException w:name="List Table 6 Colorful Accent 4" w:uiPriority="51"/>
+    <w:lsdException w:name="List Table 7 Colorful Accent 4" w:uiPriority="52"/>
+    <w:lsdException w:name="List Table 1 Light Accent 5" w:uiPriority="46"/>
+    <w:lsdException w:name="List Table 2 Accent 5" w:uiPriority="47"/>
+    <w:lsdException w:name="List Table 3 Accent 5" w:uiPriority="48"/>
+    <w:lsdException w:name="List Table 4 Accent 5" w:uiPriority="49"/>
+    <w:lsdException w:name="List Table 5 Dark Accent 5" w:uiPriority="50"/>
+    <w:lsdException w:name="List Table 6 Colorful Accent 5" w:uiPriority="51"/>
+    <w:lsdException w:name="List Table 7 Colorful Accent 5" w:uiPriority="52"/>
+    <w:lsdException w:name="List Table 1 Light Accent 6" w:uiPriority="46"/>
+    <w:lsdException w:name="List Table 2 Accent 6" w:uiPriority="47"/>
+    <w:lsdException w:name="List Table 3 Accent 6" w:uiPriority="48"/>
+    <w:lsdException w:name="List Table 4 Accent 6" w:uiPriority="49"/>
+    <w:lsdException w:name="List Table 5 Dark Accent 6" w:uiPriority="50"/>
+    <w:lsdException w:name="List Table 6 Colorful Accent 6" w:uiPriority="51"/>
+    <w:lsdException w:name="List Table 7 Colorful Accent 6" w:uiPriority="52"/>
+    <w:lsdException w:name="Mention" w:semiHidden="1" w:unhideWhenUsed="1"/>
+    <w:lsdException w:name="Smart Hyperlink" w:semiHidden="1" w:unhideWhenUsed="1"/>
+    <w:lsdException w:name="Hashtag" w:semiHidden="1" w:unhideWhenUsed="1"/>
+    <w:lsdException w:name="Unresolved Mention" w:semiHidden="1" w:unhideWhenUsed="1"/>
+    <w:lsdException w:name="Smart Link" w:semiHidden="1" w:unhideWhenUsed="1"/>
+  </w:latentStyles>
+  <w:style w:type="paragraph" w:default="1" w:styleId="Normal">
+    <w:name w:val="Normal"/>
     <w:qFormat/>
-    <w:rPr>
-      <w:sz w:val="56"/>
-      <w:szCs w:val="56"/>
-    </w:rPr>
   </w:style>
   <w:style w:type="paragraph" w:styleId="Heading1">
-    <w:name w:val="Heading 1"/>
-    <w:basedOn w:val="Normal"/>
-    <w:next w:val="Normal"/>
+    <w:name w:val="heading 1"/>
+    <w:uiPriority w:val="9"/>
     <w:qFormat/>
+    <w:pPr>
+      <w:outlineLvl w:val="0"/>
+    </w:pPr>
     <w:rPr>
       <w:color w:val="2E74B5"/>
       <w:sz w:val="32"/>
@@ -1787,10 +2246,14 @@
     </w:rPr>
   </w:style>
   <w:style w:type="paragraph" w:styleId="Heading2">
-    <w:name w:val="Heading 2"/>
-    <w:basedOn w:val="Normal"/>
-    <w:next w:val="Normal"/>
+    <w:name w:val="heading 2"/>
+    <w:uiPriority w:val="9"/>
+    <w:semiHidden/>
+    <w:unhideWhenUsed/>
     <w:qFormat/>
+    <w:pPr>
+      <w:outlineLvl w:val="1"/>
+    </w:pPr>
     <w:rPr>
       <w:color w:val="2E74B5"/>
       <w:sz w:val="26"/>
@@ -1798,10 +2261,14 @@
     </w:rPr>
   </w:style>
   <w:style w:type="paragraph" w:styleId="Heading3">
-    <w:name w:val="Heading 3"/>
-    <w:basedOn w:val="Normal"/>
-    <w:next w:val="Normal"/>
+    <w:name w:val="heading 3"/>
+    <w:uiPriority w:val="9"/>
+    <w:semiHidden/>
+    <w:unhideWhenUsed/>
     <w:qFormat/>
+    <w:pPr>
+      <w:outlineLvl w:val="2"/>
+    </w:pPr>
     <w:rPr>
       <w:color w:val="1F4D78"/>
       <w:sz w:val="24"/>
@@ -1809,10 +2276,14 @@
     </w:rPr>
   </w:style>
   <w:style w:type="paragraph" w:styleId="Heading4">
-    <w:name w:val="Heading 4"/>
-    <w:basedOn w:val="Normal"/>
-    <w:next w:val="Normal"/>
+    <w:name w:val="heading 4"/>
+    <w:uiPriority w:val="9"/>
+    <w:semiHidden/>
+    <w:unhideWhenUsed/>
     <w:qFormat/>
+    <w:pPr>
+      <w:outlineLvl w:val="3"/>
+    </w:pPr>
     <w:rPr>
       <w:i/>
       <w:iCs/>
@@ -1820,27 +2291,69 @@
     </w:rPr>
   </w:style>
   <w:style w:type="paragraph" w:styleId="Heading5">
-    <w:name w:val="Heading 5"/>
-    <w:basedOn w:val="Normal"/>
-    <w:next w:val="Normal"/>
+    <w:name w:val="heading 5"/>
+    <w:uiPriority w:val="9"/>
+    <w:semiHidden/>
+    <w:unhideWhenUsed/>
     <w:qFormat/>
+    <w:pPr>
+      <w:outlineLvl w:val="4"/>
+    </w:pPr>
     <w:rPr>
       <w:color w:val="2E74B5"/>
     </w:rPr>
   </w:style>
   <w:style w:type="paragraph" w:styleId="Heading6">
-    <w:name w:val="Heading 6"/>
-    <w:basedOn w:val="Normal"/>
-    <w:next w:val="Normal"/>
+    <w:name w:val="heading 6"/>
+    <w:uiPriority w:val="9"/>
+    <w:semiHidden/>
+    <w:unhideWhenUsed/>
     <w:qFormat/>
+    <w:pPr>
+      <w:outlineLvl w:val="5"/>
+    </w:pPr>
     <w:rPr>
       <w:color w:val="1F4D78"/>
     </w:rPr>
   </w:style>
-  <w:style w:type="paragraph" w:styleId="Strong">
-    <w:name w:val="Strong"/>
-    <w:basedOn w:val="Normal"/>
-    <w:next w:val="Normal"/>
+  <w:style w:type="character" w:default="1" w:styleId="DefaultParagraphFont">
+    <w:name w:val="Default Paragraph Font"/>
+    <w:uiPriority w:val="1"/>
+    <w:semiHidden/>
+    <w:unhideWhenUsed/>
+  </w:style>
+  <w:style w:type="table" w:default="1" w:styleId="TableNormal">
+    <w:name w:val="Normal Table"/>
+    <w:uiPriority w:val="99"/>
+    <w:semiHidden/>
+    <w:unhideWhenUsed/>
+    <w:tblPr>
+      <w:tblInd w:w="0" w:type="dxa"/>
+      <w:tblCellMar>
+        <w:top w:w="0" w:type="dxa"/>
+        <w:left w:w="108" w:type="dxa"/>
+        <w:bottom w:w="0" w:type="dxa"/>
+        <w:right w:w="108" w:type="dxa"/>
+      </w:tblCellMar>
+    </w:tblPr>
+  </w:style>
+  <w:style w:type="numbering" w:default="1" w:styleId="NoList">
+    <w:name w:val="No List"/>
+    <w:uiPriority w:val="99"/>
+    <w:semiHidden/>
+    <w:unhideWhenUsed/>
+  </w:style>
+  <w:style w:type="paragraph" w:styleId="Title">
+    <w:name w:val="Title"/>
+    <w:uiPriority w:val="10"/>
+    <w:qFormat/>
+    <w:rPr>
+      <w:sz w:val="56"/>
+      <w:szCs w:val="56"/>
+    </w:rPr>
+  </w:style>
+  <w:style w:type="paragraph" w:customStyle="1" w:styleId="Strong1">
+    <w:name w:val="Strong1"/>
     <w:qFormat/>
     <w:rPr>
       <w:b/>
@@ -1849,12 +2362,10 @@
   </w:style>
   <w:style w:type="paragraph" w:styleId="ListParagraph">
     <w:name w:val="List Paragraph"/>
-    <w:basedOn w:val="Normal"/>
     <w:qFormat/>
   </w:style>
   <w:style w:type="character" w:styleId="Hyperlink">
     <w:name w:val="Hyperlink"/>
-    <w:basedOn w:val="DefaultParagraphFont"/>
     <w:uiPriority w:val="99"/>
     <w:unhideWhenUsed/>
     <w:rPr>
@@ -1864,7 +2375,6 @@
   </w:style>
   <w:style w:type="character" w:styleId="FootnoteReference">
     <w:name w:val="footnote reference"/>
-    <w:basedOn w:val="DefaultParagraphFont"/>
     <w:uiPriority w:val="99"/>
     <w:semiHidden/>
     <w:unhideWhenUsed/>
@@ -1874,22 +2384,17 @@
   </w:style>
   <w:style w:type="paragraph" w:styleId="FootnoteText">
     <w:name w:val="footnote text"/>
-    <w:basedOn w:val="Normal"/>
     <w:link w:val="FootnoteTextChar"/>
     <w:uiPriority w:val="99"/>
     <w:semiHidden/>
     <w:unhideWhenUsed/>
-    <w:pPr>
-      <w:spacing w:after="0" w:line="240" w:lineRule="auto"/>
-    </w:pPr>
     <w:rPr>
       <w:sz w:val="20"/>
       <w:szCs w:val="20"/>
     </w:rPr>
   </w:style>
-  <w:style w:type="character" w:styleId="FootnoteTextChar">
+  <w:style w:type="character" w:customStyle="1" w:styleId="FootnoteTextChar">
     <w:name w:val="Footnote Text Char"/>
-    <w:basedOn w:val="DefaultParagraphFont"/>
     <w:link w:val="FootnoteText"/>
     <w:uiPriority w:val="99"/>
     <w:semiHidden/>
@@ -1900,4 +2405,299 @@
     </w:rPr>
   </w:style>
 </w:styles>
+</file>
+
+<file path=word/theme/theme1.xml><?xml version="1.0" encoding="utf-8"?>
+<a:theme xmlns:a="http://schemas.openxmlformats.org/drawingml/2006/main" name="Office Theme">
+  <a:themeElements>
+    <a:clrScheme name="Office">
+      <a:dk1>
+        <a:sysClr val="windowText" lastClr="000000"/>
+      </a:dk1>
+      <a:lt1>
+        <a:sysClr val="window" lastClr="FFFFFF"/>
+      </a:lt1>
+      <a:dk2>
+        <a:srgbClr val="44546A"/>
+      </a:dk2>
+      <a:lt2>
+        <a:srgbClr val="E7E6E6"/>
+      </a:lt2>
+      <a:accent1>
+        <a:srgbClr val="4472C4"/>
+      </a:accent1>
+      <a:accent2>
+        <a:srgbClr val="ED7D31"/>
+      </a:accent2>
+      <a:accent3>
+        <a:srgbClr val="A5A5A5"/>
+      </a:accent3>
+      <a:accent4>
+        <a:srgbClr val="FFC000"/>
+      </a:accent4>
+      <a:accent5>
+        <a:srgbClr val="5B9BD5"/>
+      </a:accent5>
+      <a:accent6>
+        <a:srgbClr val="70AD47"/>
+      </a:accent6>
+      <a:hlink>
+        <a:srgbClr val="0563C1"/>
+      </a:hlink>
+      <a:folHlink>
+        <a:srgbClr val="954F72"/>
+      </a:folHlink>
+    </a:clrScheme>
+    <a:fontScheme name="Office">
+      <a:majorFont>
+        <a:latin typeface="Calibri Light" panose="020F0302020204030204"/>
+        <a:ea typeface=""/>
+        <a:cs typeface=""/>
+        <a:font script="Jpan" typeface="游ゴシック Light"/>
+        <a:font script="Hang" typeface="맑은 고딕"/>
+        <a:font script="Hans" typeface="等线 Light"/>
+        <a:font script="Hant" typeface="新細明體"/>
+        <a:font script="Arab" typeface="Times New Roman"/>
+        <a:font script="Hebr" typeface="Times New Roman"/>
+        <a:font script="Thai" typeface="Angsana New"/>
+        <a:font script="Ethi" typeface="Nyala"/>
+        <a:font script="Beng" typeface="Vrinda"/>
+        <a:font script="Gujr" typeface="Shruti"/>
+        <a:font script="Khmr" typeface="MoolBoran"/>
+        <a:font script="Knda" typeface="Tunga"/>
+        <a:font script="Guru" typeface="Raavi"/>
+        <a:font script="Cans" typeface="Euphemia"/>
+        <a:font script="Cher" typeface="Plantagenet Cherokee"/>
+        <a:font script="Yiii" typeface="Microsoft Yi Baiti"/>
+        <a:font script="Tibt" typeface="Microsoft Himalaya"/>
+        <a:font script="Thaa" typeface="MV Boli"/>
+        <a:font script="Deva" typeface="Mangal"/>
+        <a:font script="Telu" typeface="Gautami"/>
+        <a:font script="Taml" typeface="Latha"/>
+        <a:font script="Syrc" typeface="Estrangelo Edessa"/>
+        <a:font script="Orya" typeface="Kalinga"/>
+        <a:font script="Mlym" typeface="Kartika"/>
+        <a:font script="Laoo" typeface="DokChampa"/>
+        <a:font script="Sinh" typeface="Iskoola Pota"/>
+        <a:font script="Mong" typeface="Mongolian Baiti"/>
+        <a:font script="Viet" typeface="Times New Roman"/>
+        <a:font script="Uigh" typeface="Microsoft Uighur"/>
+        <a:font script="Geor" typeface="Sylfaen"/>
+        <a:font script="Armn" typeface="Arial"/>
+        <a:font script="Bugi" typeface="Leelawadee UI"/>
+        <a:font script="Bopo" typeface="Microsoft JhengHei"/>
+        <a:font script="Java" typeface="Javanese Text"/>
+        <a:font script="Lisu" typeface="Segoe UI"/>
+        <a:font script="Mymr" typeface="Myanmar Text"/>
+        <a:font script="Nkoo" typeface="Ebrima"/>
+        <a:font script="Olck" typeface="Nirmala UI"/>
+        <a:font script="Osma" typeface="Ebrima"/>
+        <a:font script="Phag" typeface="Phagspa"/>
+        <a:font script="Syrn" typeface="Estrangelo Edessa"/>
+        <a:font script="Syrj" typeface="Estrangelo Edessa"/>
+        <a:font script="Syre" typeface="Estrangelo Edessa"/>
+        <a:font script="Sora" typeface="Nirmala UI"/>
+        <a:font script="Tale" typeface="Microsoft Tai Le"/>
+        <a:font script="Talu" typeface="Microsoft New Tai Lue"/>
+        <a:font script="Tfng" typeface="Ebrima"/>
+      </a:majorFont>
+      <a:minorFont>
+        <a:latin typeface="Calibri" panose="020F0502020204030204"/>
+        <a:ea typeface=""/>
+        <a:cs typeface=""/>
+        <a:font script="Jpan" typeface="游明朝"/>
+        <a:font script="Hang" typeface="맑은 고딕"/>
+        <a:font script="Hans" typeface="等线"/>
+        <a:font script="Hant" typeface="新細明體"/>
+        <a:font script="Arab" typeface="Arial"/>
+        <a:font script="Hebr" typeface="Arial"/>
+        <a:font script="Thai" typeface="Cordia New"/>
+        <a:font script="Ethi" typeface="Nyala"/>
+        <a:font script="Beng" typeface="Vrinda"/>
+        <a:font script="Gujr" typeface="Shruti"/>
+        <a:font script="Khmr" typeface="DaunPenh"/>
+        <a:font script="Knda" typeface="Tunga"/>
+        <a:font script="Guru" typeface="Raavi"/>
+        <a:font script="Cans" typeface="Euphemia"/>
+        <a:font script="Cher" typeface="Plantagenet Cherokee"/>
+        <a:font script="Yiii" typeface="Microsoft Yi Baiti"/>
+        <a:font script="Tibt" typeface="Microsoft Himalaya"/>
+        <a:font script="Thaa" typeface="MV Boli"/>
+        <a:font script="Deva" typeface="Mangal"/>
+        <a:font script="Telu" typeface="Gautami"/>
+        <a:font script="Taml" typeface="Latha"/>
+        <a:font script="Syrc" typeface="Estrangelo Edessa"/>
+        <a:font script="Orya" typeface="Kalinga"/>
+        <a:font script="Mlym" typeface="Kartika"/>
+        <a:font script="Laoo" typeface="DokChampa"/>
+        <a:font script="Sinh" typeface="Iskoola Pota"/>
+        <a:font script="Mong" typeface="Mongolian Baiti"/>
+        <a:font script="Viet" typeface="Arial"/>
+        <a:font script="Uigh" typeface="Microsoft Uighur"/>
+        <a:font script="Geor" typeface="Sylfaen"/>
+        <a:font script="Armn" typeface="Arial"/>
+        <a:font script="Bugi" typeface="Leelawadee UI"/>
+        <a:font script="Bopo" typeface="Microsoft JhengHei"/>
+        <a:font script="Java" typeface="Javanese Text"/>
+        <a:font script="Lisu" typeface="Segoe UI"/>
+        <a:font script="Mymr" typeface="Myanmar Text"/>
+        <a:font script="Nkoo" typeface="Ebrima"/>
+        <a:font script="Olck" typeface="Nirmala UI"/>
+        <a:font script="Osma" typeface="Ebrima"/>
+        <a:font script="Phag" typeface="Phagspa"/>
+        <a:font script="Syrn" typeface="Estrangelo Edessa"/>
+        <a:font script="Syrj" typeface="Estrangelo Edessa"/>
+        <a:font script="Syre" typeface="Estrangelo Edessa"/>
+        <a:font script="Sora" typeface="Nirmala UI"/>
+        <a:font script="Tale" typeface="Microsoft Tai Le"/>
+        <a:font script="Talu" typeface="Microsoft New Tai Lue"/>
+        <a:font script="Tfng" typeface="Ebrima"/>
+      </a:minorFont>
+    </a:fontScheme>
+    <a:fmtScheme name="Office">
+      <a:fillStyleLst>
+        <a:solidFill>
+          <a:schemeClr val="phClr"/>
+        </a:solidFill>
+        <a:gradFill rotWithShape="1">
+          <a:gsLst>
+            <a:gs pos="0">
+              <a:schemeClr val="phClr">
+                <a:lumMod val="110000"/>
+                <a:satMod val="105000"/>
+                <a:tint val="67000"/>
+              </a:schemeClr>
+            </a:gs>
+            <a:gs pos="50000">
+              <a:schemeClr val="phClr">
+                <a:lumMod val="105000"/>
+                <a:satMod val="103000"/>
+                <a:tint val="73000"/>
+              </a:schemeClr>
+            </a:gs>
+            <a:gs pos="100000">
+              <a:schemeClr val="phClr">
+                <a:lumMod val="105000"/>
+                <a:satMod val="109000"/>
+                <a:tint val="81000"/>
+              </a:schemeClr>
+            </a:gs>
+          </a:gsLst>
+          <a:lin ang="5400000" scaled="0"/>
+        </a:gradFill>
+        <a:gradFill rotWithShape="1">
+          <a:gsLst>
+            <a:gs pos="0">
+              <a:schemeClr val="phClr">
+                <a:satMod val="103000"/>
+                <a:lumMod val="102000"/>
+                <a:tint val="94000"/>
+              </a:schemeClr>
+            </a:gs>
+            <a:gs pos="50000">
+              <a:schemeClr val="phClr">
+                <a:satMod val="110000"/>
+                <a:lumMod val="100000"/>
+                <a:shade val="100000"/>
+              </a:schemeClr>
+            </a:gs>
+            <a:gs pos="100000">
+              <a:schemeClr val="phClr">
+                <a:lumMod val="99000"/>
+                <a:satMod val="120000"/>
+                <a:shade val="78000"/>
+              </a:schemeClr>
+            </a:gs>
+          </a:gsLst>
+          <a:lin ang="5400000" scaled="0"/>
+        </a:gradFill>
+      </a:fillStyleLst>
+      <a:lnStyleLst>
+        <a:ln w="6350" cap="flat" cmpd="sng" algn="ctr">
+          <a:solidFill>
+            <a:schemeClr val="phClr"/>
+          </a:solidFill>
+          <a:prstDash val="solid"/>
+          <a:miter lim="800000"/>
+        </a:ln>
+        <a:ln w="12700" cap="flat" cmpd="sng" algn="ctr">
+          <a:solidFill>
+            <a:schemeClr val="phClr"/>
+          </a:solidFill>
+          <a:prstDash val="solid"/>
+          <a:miter lim="800000"/>
+        </a:ln>
+        <a:ln w="19050" cap="flat" cmpd="sng" algn="ctr">
+          <a:solidFill>
+            <a:schemeClr val="phClr"/>
+          </a:solidFill>
+          <a:prstDash val="solid"/>
+          <a:miter lim="800000"/>
+        </a:ln>
+      </a:lnStyleLst>
+      <a:effectStyleLst>
+        <a:effectStyle>
+          <a:effectLst/>
+        </a:effectStyle>
+        <a:effectStyle>
+          <a:effectLst/>
+        </a:effectStyle>
+        <a:effectStyle>
+          <a:effectLst>
+            <a:outerShdw blurRad="57150" dist="19050" dir="5400000" algn="ctr" rotWithShape="0">
+              <a:srgbClr val="000000">
+                <a:alpha val="63000"/>
+              </a:srgbClr>
+            </a:outerShdw>
+          </a:effectLst>
+        </a:effectStyle>
+      </a:effectStyleLst>
+      <a:bgFillStyleLst>
+        <a:solidFill>
+          <a:schemeClr val="phClr"/>
+        </a:solidFill>
+        <a:solidFill>
+          <a:schemeClr val="phClr">
+            <a:tint val="95000"/>
+            <a:satMod val="170000"/>
+          </a:schemeClr>
+        </a:solidFill>
+        <a:gradFill rotWithShape="1">
+          <a:gsLst>
+            <a:gs pos="0">
+              <a:schemeClr val="phClr">
+                <a:tint val="93000"/>
+                <a:satMod val="150000"/>
+                <a:shade val="98000"/>
+                <a:lumMod val="102000"/>
+              </a:schemeClr>
+            </a:gs>
+            <a:gs pos="50000">
+              <a:schemeClr val="phClr">
+                <a:tint val="98000"/>
+                <a:satMod val="130000"/>
+                <a:shade val="90000"/>
+                <a:lumMod val="103000"/>
+              </a:schemeClr>
+            </a:gs>
+            <a:gs pos="100000">
+              <a:schemeClr val="phClr">
+                <a:shade val="63000"/>
+                <a:satMod val="120000"/>
+              </a:schemeClr>
+            </a:gs>
+          </a:gsLst>
+          <a:lin ang="5400000" scaled="0"/>
+        </a:gradFill>
+      </a:bgFillStyleLst>
+    </a:fmtScheme>
+  </a:themeElements>
+  <a:objectDefaults/>
+  <a:extraClrSchemeLst/>
+  <a:extLst>
+    <a:ext uri="{05A4C25C-085E-4340-85A3-A5531E510DB2}">
+      <thm15:themeFamily xmlns:thm15="http://schemas.microsoft.com/office/thememl/2012/main" name="Office Theme" id="{62F939B6-93AF-4DB8-9C6B-D6C7DFDC589F}" vid="{4A3C46E8-61CC-4603-A589-7422A47A8E4A}"/>
+    </a:ext>
+  </a:extLst>
+</a:theme>
 </file>